--- a/public/autors.docx
+++ b/public/autors.docx
@@ -1,6 +1,6 @@
 
 <file path=word/document.xml><?xml version="1.0" encoding="utf-8"?>
-<w:document xmlns:wpc="http://schemas.microsoft.com/office/word/2010/wordprocessingCanvas" xmlns:mc="http://schemas.openxmlformats.org/markup-compatibility/2006" xmlns:o="urn:schemas-microsoft-com:office:office" xmlns:r="http://schemas.openxmlformats.org/officeDocument/2006/relationships" xmlns:m="http://schemas.openxmlformats.org/officeDocument/2006/math" xmlns:v="urn:schemas-microsoft-com:vml" xmlns:wp14="http://schemas.microsoft.com/office/word/2010/wordprocessingDrawing" xmlns:wp="http://schemas.openxmlformats.org/drawingml/2006/wordprocessingDrawing" xmlns:w10="urn:schemas-microsoft-com:office:word" xmlns:w="http://schemas.openxmlformats.org/wordprocessingml/2006/main" xmlns:w14="http://schemas.microsoft.com/office/word/2010/wordml" xmlns:w15="http://schemas.microsoft.com/office/word/2012/wordml" xmlns:wpg="http://schemas.microsoft.com/office/word/2010/wordprocessingGroup" xmlns:wpi="http://schemas.microsoft.com/office/word/2010/wordprocessingInk" xmlns:wne="http://schemas.microsoft.com/office/word/2006/wordml" xmlns:wps="http://schemas.microsoft.com/office/word/2010/wordprocessingShape" mc:Ignorable="w14 w15 wp14">
+<w:document xmlns:wpc="http://schemas.microsoft.com/office/word/2010/wordprocessingCanvas" xmlns:cx="http://schemas.microsoft.com/office/drawing/2014/chartex" xmlns:cx1="http://schemas.microsoft.com/office/drawing/2015/9/8/chartex" xmlns:cx2="http://schemas.microsoft.com/office/drawing/2015/10/21/chartex" xmlns:cx3="http://schemas.microsoft.com/office/drawing/2016/5/9/chartex" xmlns:cx4="http://schemas.microsoft.com/office/drawing/2016/5/10/chartex" xmlns:cx5="http://schemas.microsoft.com/office/drawing/2016/5/11/chartex" xmlns:cx6="http://schemas.microsoft.com/office/drawing/2016/5/12/chartex" xmlns:cx7="http://schemas.microsoft.com/office/drawing/2016/5/13/chartex" xmlns:cx8="http://schemas.microsoft.com/office/drawing/2016/5/14/chartex" xmlns:mc="http://schemas.openxmlformats.org/markup-compatibility/2006" xmlns:aink="http://schemas.microsoft.com/office/drawing/2016/ink" xmlns:am3d="http://schemas.microsoft.com/office/drawing/2017/model3d" xmlns:o="urn:schemas-microsoft-com:office:office" xmlns:oel="http://schemas.microsoft.com/office/2019/extlst" xmlns:r="http://schemas.openxmlformats.org/officeDocument/2006/relationships" xmlns:m="http://schemas.openxmlformats.org/officeDocument/2006/math" xmlns:v="urn:schemas-microsoft-com:vml" xmlns:wp14="http://schemas.microsoft.com/office/word/2010/wordprocessingDrawing" xmlns:wp="http://schemas.openxmlformats.org/drawingml/2006/wordprocessingDrawing" xmlns:w10="urn:schemas-microsoft-com:office:word" xmlns:w="http://schemas.openxmlformats.org/wordprocessingml/2006/main" xmlns:w14="http://schemas.microsoft.com/office/word/2010/wordml" xmlns:w15="http://schemas.microsoft.com/office/word/2012/wordml" xmlns:w16cex="http://schemas.microsoft.com/office/word/2018/wordml/cex" xmlns:w16cid="http://schemas.microsoft.com/office/word/2016/wordml/cid" xmlns:w16="http://schemas.microsoft.com/office/word/2018/wordml" xmlns:w16du="http://schemas.microsoft.com/office/word/2023/wordml/word16du" xmlns:w16sdtdh="http://schemas.microsoft.com/office/word/2020/wordml/sdtdatahash" xmlns:w16sdtfl="http://schemas.microsoft.com/office/word/2024/wordml/sdtformatlock" xmlns:w16se="http://schemas.microsoft.com/office/word/2015/wordml/symex" xmlns:wpg="http://schemas.microsoft.com/office/word/2010/wordprocessingGroup" xmlns:wpi="http://schemas.microsoft.com/office/word/2010/wordprocessingInk" xmlns:wne="http://schemas.microsoft.com/office/word/2006/wordml" xmlns:wps="http://schemas.microsoft.com/office/word/2010/wordprocessingShape" mc:Ignorable="w14 w15 w16se w16cid w16 w16cex w16sdtdh w16sdtfl w16du wp14">
   <w:body>
     <w:tbl>
       <w:tblPr>
@@ -39,7 +39,7 @@
                 <w:lang w:eastAsia="uk-UA"/>
               </w:rPr>
               <w:drawing>
-                <wp:inline distT="0" distB="0" distL="0" distR="0">
+                <wp:inline distT="0" distB="0" distL="0" distR="0" wp14:anchorId="79EE452A" wp14:editId="44E055B7">
                   <wp:extent cx="1080000" cy="1080000"/>
                   <wp:effectExtent l="0" t="0" r="6350" b="0"/>
                   <wp:docPr id="4" name="Рисунок 4" descr="C:\Users\Maxim\AppData\Local\Microsoft\Windows\INetCache\Content.Word\done.png"/>
@@ -203,6 +203,37 @@
               <w:spacing w:after="0" w:line="240" w:lineRule="auto"/>
               <w:jc w:val="center"/>
               <w:rPr>
+                <w:noProof/>
+                <w:lang w:eastAsia="uk-UA"/>
+              </w:rPr>
+            </w:pPr>
+          </w:p>
+        </w:tc>
+        <w:tc>
+          <w:tcPr>
+            <w:tcW w:w="5358" w:type="dxa"/>
+          </w:tcPr>
+          <w:p>
+            <w:pPr>
+              <w:spacing w:after="0" w:line="240" w:lineRule="auto"/>
+              <w:rPr>
+                <w:lang w:val="en-US"/>
+              </w:rPr>
+            </w:pPr>
+          </w:p>
+        </w:tc>
+      </w:tr>
+      <w:tr>
+        <w:tc>
+          <w:tcPr>
+            <w:tcW w:w="5098" w:type="dxa"/>
+            <w:vAlign w:val="center"/>
+          </w:tcPr>
+          <w:p>
+            <w:pPr>
+              <w:spacing w:after="0" w:line="240" w:lineRule="auto"/>
+              <w:jc w:val="center"/>
+              <w:rPr>
                 <w:lang w:val="en-US"/>
               </w:rPr>
             </w:pPr>
@@ -212,10 +243,10 @@
                 <w:lang w:eastAsia="uk-UA"/>
               </w:rPr>
               <w:drawing>
-                <wp:inline distT="0" distB="0" distL="0" distR="0" wp14:anchorId="581F677C" wp14:editId="47D1DE75">
+                <wp:inline distT="0" distB="0" distL="0" distR="0" wp14:anchorId="60AD940C" wp14:editId="7E157030">
                   <wp:extent cx="1080000" cy="1080000"/>
-                  <wp:effectExtent l="0" t="0" r="0" b="0"/>
-                  <wp:docPr id="3" name="Рисунок 3" descr="C:\Users\Maxim\AppData\Local\Microsoft\Windows\INetCache\Content.Word\delete.png"/>
+                  <wp:effectExtent l="0" t="0" r="0" b="6350"/>
+                  <wp:docPr id="1656283892" name="Рисунок 1656283892"/>
                   <wp:cNvGraphicFramePr>
                     <a:graphicFrameLocks xmlns:a="http://schemas.openxmlformats.org/drawingml/2006/main" noChangeAspect="1"/>
                   </wp:cNvGraphicFramePr>
@@ -223,13 +254,1102 @@
                     <a:graphicData uri="http://schemas.openxmlformats.org/drawingml/2006/picture">
                       <pic:pic xmlns:pic="http://schemas.openxmlformats.org/drawingml/2006/picture">
                         <pic:nvPicPr>
-                          <pic:cNvPr id="0" name="Picture 3" descr="C:\Users\Maxim\AppData\Local\Microsoft\Windows\INetCache\Content.Word\delete.png"/>
+                          <pic:cNvPr id="7" name="package-of-documents.png"/>
+                          <pic:cNvPicPr/>
+                        </pic:nvPicPr>
+                        <pic:blipFill>
+                          <a:blip r:embed="rId6" cstate="print">
+                            <a:extLst>
+                              <a:ext uri="{28A0092B-C50C-407E-A947-70E740481C1C}">
+                                <a14:useLocalDpi xmlns:a14="http://schemas.microsoft.com/office/drawing/2010/main" val="0"/>
+                              </a:ext>
+                            </a:extLst>
+                          </a:blip>
+                          <a:stretch>
+                            <a:fillRect/>
+                          </a:stretch>
+                        </pic:blipFill>
+                        <pic:spPr>
+                          <a:xfrm>
+                            <a:off x="0" y="0"/>
+                            <a:ext cx="1080000" cy="1080000"/>
+                          </a:xfrm>
+                          <a:prstGeom prst="rect">
+                            <a:avLst/>
+                          </a:prstGeom>
+                        </pic:spPr>
+                      </pic:pic>
+                    </a:graphicData>
+                  </a:graphic>
+                </wp:inline>
+              </w:drawing>
+            </w:r>
+          </w:p>
+        </w:tc>
+        <w:tc>
+          <w:tcPr>
+            <w:tcW w:w="5358" w:type="dxa"/>
+          </w:tcPr>
+          <w:p>
+            <w:pPr>
+              <w:spacing w:after="0" w:line="240" w:lineRule="auto"/>
+              <w:rPr>
+                <w:lang w:val="en-US"/>
+              </w:rPr>
+            </w:pPr>
+            <w:r>
+              <w:rPr>
+                <w:lang w:val="en-US"/>
+              </w:rPr>
+              <w:t>https://www.flaticon.com/free-icon/documents_666701</w:t>
+            </w:r>
+          </w:p>
+        </w:tc>
+      </w:tr>
+      <w:tr>
+        <w:tc>
+          <w:tcPr>
+            <w:tcW w:w="5098" w:type="dxa"/>
+            <w:vAlign w:val="center"/>
+          </w:tcPr>
+          <w:p>
+            <w:pPr>
+              <w:spacing w:after="0" w:line="240" w:lineRule="auto"/>
+              <w:jc w:val="center"/>
+              <w:rPr>
+                <w:lang w:val="en-US"/>
+              </w:rPr>
+            </w:pPr>
+            <w:r>
+              <w:rPr>
+                <w:noProof/>
+                <w:lang w:eastAsia="uk-UA"/>
+              </w:rPr>
+              <w:drawing>
+                <wp:inline distT="0" distB="0" distL="0" distR="0" wp14:anchorId="1AB12F5E" wp14:editId="1A72E7DE">
+                  <wp:extent cx="1073785" cy="1073785"/>
+                  <wp:effectExtent l="0" t="0" r="0" b="0"/>
+                  <wp:docPr id="749467482" name="Рисунок 749467482" descr="C:\Users\Maxim\AppData\Local\Microsoft\Windows\INetCache\Content.Word\empty-statements.png"/>
+                  <wp:cNvGraphicFramePr>
+                    <a:graphicFrameLocks xmlns:a="http://schemas.openxmlformats.org/drawingml/2006/main" noChangeAspect="1"/>
+                  </wp:cNvGraphicFramePr>
+                  <a:graphic xmlns:a="http://schemas.openxmlformats.org/drawingml/2006/main">
+                    <a:graphicData uri="http://schemas.openxmlformats.org/drawingml/2006/picture">
+                      <pic:pic xmlns:pic="http://schemas.openxmlformats.org/drawingml/2006/picture">
+                        <pic:nvPicPr>
+                          <pic:cNvPr id="0" name="Picture 10" descr="C:\Users\Maxim\AppData\Local\Microsoft\Windows\INetCache\Content.Word\empty-statements.png"/>
                           <pic:cNvPicPr>
                             <a:picLocks noChangeAspect="1" noChangeArrowheads="1"/>
                           </pic:cNvPicPr>
                         </pic:nvPicPr>
                         <pic:blipFill>
-                          <a:blip r:embed="rId6" cstate="print">
+                          <a:blip r:embed="rId7" cstate="print">
+                            <a:extLst>
+                              <a:ext uri="{28A0092B-C50C-407E-A947-70E740481C1C}">
+                                <a14:useLocalDpi xmlns:a14="http://schemas.microsoft.com/office/drawing/2010/main" val="0"/>
+                              </a:ext>
+                            </a:extLst>
+                          </a:blip>
+                          <a:srcRect/>
+                          <a:stretch>
+                            <a:fillRect/>
+                          </a:stretch>
+                        </pic:blipFill>
+                        <pic:spPr bwMode="auto">
+                          <a:xfrm>
+                            <a:off x="0" y="0"/>
+                            <a:ext cx="1073785" cy="1073785"/>
+                          </a:xfrm>
+                          <a:prstGeom prst="rect">
+                            <a:avLst/>
+                          </a:prstGeom>
+                          <a:noFill/>
+                          <a:ln>
+                            <a:noFill/>
+                          </a:ln>
+                        </pic:spPr>
+                      </pic:pic>
+                    </a:graphicData>
+                  </a:graphic>
+                </wp:inline>
+              </w:drawing>
+            </w:r>
+          </w:p>
+        </w:tc>
+        <w:tc>
+          <w:tcPr>
+            <w:tcW w:w="5358" w:type="dxa"/>
+          </w:tcPr>
+          <w:p>
+            <w:pPr>
+              <w:spacing w:after="0" w:line="240" w:lineRule="auto"/>
+              <w:rPr>
+                <w:lang w:val="en-US"/>
+              </w:rPr>
+            </w:pPr>
+            <w:r>
+              <w:rPr>
+                <w:lang w:val="en-US"/>
+              </w:rPr>
+              <w:t>https://www.magnific.com/icon/story-telling_8253764</w:t>
+            </w:r>
+          </w:p>
+        </w:tc>
+      </w:tr>
+      <w:tr>
+        <w:tc>
+          <w:tcPr>
+            <w:tcW w:w="5098" w:type="dxa"/>
+            <w:vAlign w:val="center"/>
+          </w:tcPr>
+          <w:p>
+            <w:pPr>
+              <w:spacing w:after="0" w:line="240" w:lineRule="auto"/>
+              <w:jc w:val="center"/>
+              <w:rPr>
+                <w:lang w:val="en-US"/>
+              </w:rPr>
+            </w:pPr>
+            <w:r>
+              <w:rPr>
+                <w:noProof/>
+                <w:lang w:eastAsia="uk-UA"/>
+              </w:rPr>
+              <w:drawing>
+                <wp:inline distT="0" distB="0" distL="0" distR="0" wp14:anchorId="499E898F" wp14:editId="62101E9F">
+                  <wp:extent cx="1080000" cy="1080000"/>
+                  <wp:effectExtent l="0" t="0" r="6350" b="0"/>
+                  <wp:docPr id="1435739510" name="Рисунок 1435739510"/>
+                  <wp:cNvGraphicFramePr>
+                    <a:graphicFrameLocks xmlns:a="http://schemas.openxmlformats.org/drawingml/2006/main" noChangeAspect="1"/>
+                  </wp:cNvGraphicFramePr>
+                  <a:graphic xmlns:a="http://schemas.openxmlformats.org/drawingml/2006/main">
+                    <a:graphicData uri="http://schemas.openxmlformats.org/drawingml/2006/picture">
+                      <pic:pic xmlns:pic="http://schemas.openxmlformats.org/drawingml/2006/picture">
+                        <pic:nvPicPr>
+                          <pic:cNvPr id="8" name="report.png"/>
+                          <pic:cNvPicPr/>
+                        </pic:nvPicPr>
+                        <pic:blipFill>
+                          <a:blip r:embed="rId8" cstate="print">
+                            <a:extLst>
+                              <a:ext uri="{28A0092B-C50C-407E-A947-70E740481C1C}">
+                                <a14:useLocalDpi xmlns:a14="http://schemas.microsoft.com/office/drawing/2010/main" val="0"/>
+                              </a:ext>
+                            </a:extLst>
+                          </a:blip>
+                          <a:stretch>
+                            <a:fillRect/>
+                          </a:stretch>
+                        </pic:blipFill>
+                        <pic:spPr>
+                          <a:xfrm>
+                            <a:off x="0" y="0"/>
+                            <a:ext cx="1080000" cy="1080000"/>
+                          </a:xfrm>
+                          <a:prstGeom prst="rect">
+                            <a:avLst/>
+                          </a:prstGeom>
+                        </pic:spPr>
+                      </pic:pic>
+                    </a:graphicData>
+                  </a:graphic>
+                </wp:inline>
+              </w:drawing>
+            </w:r>
+          </w:p>
+        </w:tc>
+        <w:tc>
+          <w:tcPr>
+            <w:tcW w:w="5358" w:type="dxa"/>
+          </w:tcPr>
+          <w:p>
+            <w:pPr>
+              <w:spacing w:after="0" w:line="240" w:lineRule="auto"/>
+              <w:rPr>
+                <w:lang w:val="en-US"/>
+              </w:rPr>
+            </w:pPr>
+            <w:r>
+              <w:rPr>
+                <w:lang w:val="en-US"/>
+              </w:rPr>
+              <w:t>https://www.flaticon.com/ru/free-icon/report_3029316?related_id=3029337&amp;origin=search</w:t>
+            </w:r>
+          </w:p>
+        </w:tc>
+      </w:tr>
+      <w:tr>
+        <w:tc>
+          <w:tcPr>
+            <w:tcW w:w="5098" w:type="dxa"/>
+            <w:vAlign w:val="center"/>
+          </w:tcPr>
+          <w:p>
+            <w:pPr>
+              <w:spacing w:after="0" w:line="240" w:lineRule="auto"/>
+              <w:jc w:val="center"/>
+              <w:rPr>
+                <w:lang w:val="en-US"/>
+              </w:rPr>
+            </w:pPr>
+            <w:r>
+              <w:rPr>
+                <w:noProof/>
+                <w:lang w:eastAsia="uk-UA"/>
+              </w:rPr>
+              <w:drawing>
+                <wp:inline distT="0" distB="0" distL="0" distR="0" wp14:anchorId="15D0887B" wp14:editId="7C10A2F5">
+                  <wp:extent cx="1080000" cy="1080000"/>
+                  <wp:effectExtent l="0" t="0" r="6350" b="6350"/>
+                  <wp:docPr id="84163643" name="Рисунок 84163643"/>
+                  <wp:cNvGraphicFramePr>
+                    <a:graphicFrameLocks xmlns:a="http://schemas.openxmlformats.org/drawingml/2006/main" noChangeAspect="1"/>
+                  </wp:cNvGraphicFramePr>
+                  <a:graphic xmlns:a="http://schemas.openxmlformats.org/drawingml/2006/main">
+                    <a:graphicData uri="http://schemas.openxmlformats.org/drawingml/2006/picture">
+                      <pic:pic xmlns:pic="http://schemas.openxmlformats.org/drawingml/2006/picture">
+                        <pic:nvPicPr>
+                          <pic:cNvPr id="1" name=""/>
+                          <pic:cNvPicPr/>
+                        </pic:nvPicPr>
+                        <pic:blipFill>
+                          <a:blip r:embed="rId9"/>
+                          <a:stretch>
+                            <a:fillRect/>
+                          </a:stretch>
+                        </pic:blipFill>
+                        <pic:spPr>
+                          <a:xfrm>
+                            <a:off x="0" y="0"/>
+                            <a:ext cx="1080000" cy="1080000"/>
+                          </a:xfrm>
+                          <a:prstGeom prst="rect">
+                            <a:avLst/>
+                          </a:prstGeom>
+                        </pic:spPr>
+                      </pic:pic>
+                    </a:graphicData>
+                  </a:graphic>
+                </wp:inline>
+              </w:drawing>
+            </w:r>
+          </w:p>
+        </w:tc>
+        <w:tc>
+          <w:tcPr>
+            <w:tcW w:w="5358" w:type="dxa"/>
+          </w:tcPr>
+          <w:p>
+            <w:pPr>
+              <w:spacing w:after="0" w:line="240" w:lineRule="auto"/>
+              <w:rPr>
+                <w:lang w:val="en-US"/>
+              </w:rPr>
+            </w:pPr>
+            <w:r>
+              <w:rPr>
+                <w:lang w:val="en-US"/>
+              </w:rPr>
+              <w:t>https://www.flaticon.com/ru/free-icon/contract_5692245</w:t>
+            </w:r>
+          </w:p>
+        </w:tc>
+      </w:tr>
+      <w:tr>
+        <w:tc>
+          <w:tcPr>
+            <w:tcW w:w="5098" w:type="dxa"/>
+            <w:vAlign w:val="center"/>
+          </w:tcPr>
+          <w:p>
+            <w:pPr>
+              <w:spacing w:after="0" w:line="240" w:lineRule="auto"/>
+              <w:jc w:val="center"/>
+              <w:rPr>
+                <w:noProof/>
+                <w:lang w:eastAsia="uk-UA"/>
+              </w:rPr>
+            </w:pPr>
+          </w:p>
+        </w:tc>
+        <w:tc>
+          <w:tcPr>
+            <w:tcW w:w="5358" w:type="dxa"/>
+          </w:tcPr>
+          <w:p>
+            <w:pPr>
+              <w:spacing w:after="0" w:line="240" w:lineRule="auto"/>
+              <w:rPr>
+                <w:lang w:val="en-US"/>
+              </w:rPr>
+            </w:pPr>
+          </w:p>
+        </w:tc>
+      </w:tr>
+      <w:tr>
+        <w:tc>
+          <w:tcPr>
+            <w:tcW w:w="5098" w:type="dxa"/>
+            <w:vAlign w:val="center"/>
+          </w:tcPr>
+          <w:p>
+            <w:pPr>
+              <w:spacing w:after="0" w:line="240" w:lineRule="auto"/>
+              <w:jc w:val="center"/>
+              <w:rPr>
+                <w:lang w:val="en-US"/>
+              </w:rPr>
+            </w:pPr>
+            <w:r>
+              <w:rPr>
+                <w:noProof/>
+                <w:lang w:eastAsia="uk-UA"/>
+              </w:rPr>
+              <w:drawing>
+                <wp:inline distT="0" distB="0" distL="0" distR="0" wp14:anchorId="06759256" wp14:editId="4E252083">
+                  <wp:extent cx="1080000" cy="1080000"/>
+                  <wp:effectExtent l="0" t="0" r="6350" b="6350"/>
+                  <wp:docPr id="1" name="Рисунок 1"/>
+                  <wp:cNvGraphicFramePr>
+                    <a:graphicFrameLocks xmlns:a="http://schemas.openxmlformats.org/drawingml/2006/main" noChangeAspect="1"/>
+                  </wp:cNvGraphicFramePr>
+                  <a:graphic xmlns:a="http://schemas.openxmlformats.org/drawingml/2006/main">
+                    <a:graphicData uri="http://schemas.openxmlformats.org/drawingml/2006/picture">
+                      <pic:pic xmlns:pic="http://schemas.openxmlformats.org/drawingml/2006/picture">
+                        <pic:nvPicPr>
+                          <pic:cNvPr id="1" name="Рисунок 1"/>
+                          <pic:cNvPicPr/>
+                        </pic:nvPicPr>
+                        <pic:blipFill>
+                          <a:blip r:embed="rId10"/>
+                          <a:stretch>
+                            <a:fillRect/>
+                          </a:stretch>
+                        </pic:blipFill>
+                        <pic:spPr>
+                          <a:xfrm>
+                            <a:off x="0" y="0"/>
+                            <a:ext cx="1080000" cy="1080000"/>
+                          </a:xfrm>
+                          <a:prstGeom prst="rect">
+                            <a:avLst/>
+                          </a:prstGeom>
+                        </pic:spPr>
+                      </pic:pic>
+                    </a:graphicData>
+                  </a:graphic>
+                </wp:inline>
+              </w:drawing>
+            </w:r>
+          </w:p>
+        </w:tc>
+        <w:tc>
+          <w:tcPr>
+            <w:tcW w:w="5358" w:type="dxa"/>
+          </w:tcPr>
+          <w:p>
+            <w:pPr>
+              <w:spacing w:after="0" w:line="240" w:lineRule="auto"/>
+              <w:rPr>
+                <w:noProof/>
+                <w:lang w:eastAsia="uk-UA"/>
+              </w:rPr>
+            </w:pPr>
+            <w:r>
+              <w:rPr>
+                <w:noProof/>
+                <w:lang w:eastAsia="uk-UA"/>
+              </w:rPr>
+              <w:t>https://www.flaticon.com/ru/free-icon/document_8964973?related_id=8964905&amp;origin=search</w:t>
+            </w:r>
+          </w:p>
+        </w:tc>
+      </w:tr>
+      <w:tr>
+        <w:tc>
+          <w:tcPr>
+            <w:tcW w:w="5098" w:type="dxa"/>
+            <w:vAlign w:val="center"/>
+          </w:tcPr>
+          <w:p>
+            <w:pPr>
+              <w:spacing w:after="0" w:line="240" w:lineRule="auto"/>
+              <w:jc w:val="center"/>
+              <w:rPr>
+                <w:lang w:val="en-US"/>
+              </w:rPr>
+            </w:pPr>
+            <w:r>
+              <w:rPr>
+                <w:noProof/>
+                <w:lang w:eastAsia="uk-UA"/>
+              </w:rPr>
+              <w:drawing>
+                <wp:inline distT="0" distB="0" distL="0" distR="0" wp14:anchorId="26D82051" wp14:editId="4C5C970C">
+                  <wp:extent cx="1080000" cy="1080000"/>
+                  <wp:effectExtent l="0" t="0" r="6350" b="6350"/>
+                  <wp:docPr id="275363790" name="Рисунок 275363790"/>
+                  <wp:cNvGraphicFramePr>
+                    <a:graphicFrameLocks xmlns:a="http://schemas.openxmlformats.org/drawingml/2006/main" noChangeAspect="1"/>
+                  </wp:cNvGraphicFramePr>
+                  <a:graphic xmlns:a="http://schemas.openxmlformats.org/drawingml/2006/main">
+                    <a:graphicData uri="http://schemas.openxmlformats.org/drawingml/2006/picture">
+                      <pic:pic xmlns:pic="http://schemas.openxmlformats.org/drawingml/2006/picture">
+                        <pic:nvPicPr>
+                          <pic:cNvPr id="9" name="summary-of-teachers.png"/>
+                          <pic:cNvPicPr/>
+                        </pic:nvPicPr>
+                        <pic:blipFill>
+                          <a:blip r:embed="rId11" cstate="print">
+                            <a:extLst>
+                              <a:ext uri="{28A0092B-C50C-407E-A947-70E740481C1C}">
+                                <a14:useLocalDpi xmlns:a14="http://schemas.microsoft.com/office/drawing/2010/main" val="0"/>
+                              </a:ext>
+                            </a:extLst>
+                          </a:blip>
+                          <a:stretch>
+                            <a:fillRect/>
+                          </a:stretch>
+                        </pic:blipFill>
+                        <pic:spPr>
+                          <a:xfrm>
+                            <a:off x="0" y="0"/>
+                            <a:ext cx="1080000" cy="1080000"/>
+                          </a:xfrm>
+                          <a:prstGeom prst="rect">
+                            <a:avLst/>
+                          </a:prstGeom>
+                        </pic:spPr>
+                      </pic:pic>
+                    </a:graphicData>
+                  </a:graphic>
+                </wp:inline>
+              </w:drawing>
+            </w:r>
+          </w:p>
+        </w:tc>
+        <w:tc>
+          <w:tcPr>
+            <w:tcW w:w="5358" w:type="dxa"/>
+          </w:tcPr>
+          <w:p>
+            <w:pPr>
+              <w:spacing w:after="0" w:line="240" w:lineRule="auto"/>
+              <w:rPr>
+                <w:lang w:val="en-US"/>
+              </w:rPr>
+            </w:pPr>
+            <w:r>
+              <w:rPr>
+                <w:lang w:val="en-US"/>
+              </w:rPr>
+              <w:t>https://www.flaticon.com/ru/free-icon/planner_15688913</w:t>
+            </w:r>
+          </w:p>
+        </w:tc>
+      </w:tr>
+      <w:tr>
+        <w:tc>
+          <w:tcPr>
+            <w:tcW w:w="5098" w:type="dxa"/>
+            <w:vAlign w:val="center"/>
+          </w:tcPr>
+          <w:p>
+            <w:pPr>
+              <w:spacing w:after="0" w:line="240" w:lineRule="auto"/>
+              <w:jc w:val="center"/>
+              <w:rPr>
+                <w:noProof/>
+                <w:lang w:eastAsia="uk-UA"/>
+              </w:rPr>
+            </w:pPr>
+          </w:p>
+        </w:tc>
+        <w:tc>
+          <w:tcPr>
+            <w:tcW w:w="5358" w:type="dxa"/>
+          </w:tcPr>
+          <w:p>
+            <w:pPr>
+              <w:spacing w:after="0" w:line="240" w:lineRule="auto"/>
+              <w:rPr>
+                <w:lang w:val="en-US"/>
+              </w:rPr>
+            </w:pPr>
+          </w:p>
+        </w:tc>
+      </w:tr>
+      <w:tr>
+        <w:tc>
+          <w:tcPr>
+            <w:tcW w:w="5098" w:type="dxa"/>
+            <w:vAlign w:val="center"/>
+          </w:tcPr>
+          <w:p>
+            <w:pPr>
+              <w:spacing w:after="0" w:line="240" w:lineRule="auto"/>
+              <w:jc w:val="center"/>
+              <w:rPr>
+                <w:lang w:val="en-US"/>
+              </w:rPr>
+            </w:pPr>
+            <w:r>
+              <w:rPr>
+                <w:noProof/>
+                <w:lang w:eastAsia="uk-UA"/>
+              </w:rPr>
+              <w:lastRenderedPageBreak/>
+              <w:drawing>
+                <wp:inline distT="0" distB="0" distL="0" distR="0" wp14:anchorId="2F0D5078" wp14:editId="2CD4E177">
+                  <wp:extent cx="1080000" cy="1080000"/>
+                  <wp:effectExtent l="0" t="0" r="0" b="6350"/>
+                  <wp:docPr id="572568537" name="Рисунок 572568537"/>
+                  <wp:cNvGraphicFramePr>
+                    <a:graphicFrameLocks xmlns:a="http://schemas.openxmlformats.org/drawingml/2006/main" noChangeAspect="1"/>
+                  </wp:cNvGraphicFramePr>
+                  <a:graphic xmlns:a="http://schemas.openxmlformats.org/drawingml/2006/main">
+                    <a:graphicData uri="http://schemas.openxmlformats.org/drawingml/2006/picture">
+                      <pic:pic xmlns:pic="http://schemas.openxmlformats.org/drawingml/2006/picture">
+                        <pic:nvPicPr>
+                          <pic:cNvPr id="10" name="templates.png"/>
+                          <pic:cNvPicPr/>
+                        </pic:nvPicPr>
+                        <pic:blipFill>
+                          <a:blip r:embed="rId12" cstate="print">
+                            <a:extLst>
+                              <a:ext uri="{28A0092B-C50C-407E-A947-70E740481C1C}">
+                                <a14:useLocalDpi xmlns:a14="http://schemas.microsoft.com/office/drawing/2010/main" val="0"/>
+                              </a:ext>
+                            </a:extLst>
+                          </a:blip>
+                          <a:stretch>
+                            <a:fillRect/>
+                          </a:stretch>
+                        </pic:blipFill>
+                        <pic:spPr>
+                          <a:xfrm>
+                            <a:off x="0" y="0"/>
+                            <a:ext cx="1080000" cy="1080000"/>
+                          </a:xfrm>
+                          <a:prstGeom prst="rect">
+                            <a:avLst/>
+                          </a:prstGeom>
+                        </pic:spPr>
+                      </pic:pic>
+                    </a:graphicData>
+                  </a:graphic>
+                </wp:inline>
+              </w:drawing>
+            </w:r>
+          </w:p>
+        </w:tc>
+        <w:tc>
+          <w:tcPr>
+            <w:tcW w:w="5358" w:type="dxa"/>
+          </w:tcPr>
+          <w:p>
+            <w:pPr>
+              <w:spacing w:after="0" w:line="240" w:lineRule="auto"/>
+              <w:rPr>
+                <w:lang w:val="en-US"/>
+              </w:rPr>
+            </w:pPr>
+            <w:r>
+              <w:rPr>
+                <w:lang w:val="en-US"/>
+              </w:rPr>
+              <w:t>https://www.flaticon.com/ru/free-icon/docs_281760</w:t>
+            </w:r>
+          </w:p>
+        </w:tc>
+      </w:tr>
+      <w:tr>
+        <w:tc>
+          <w:tcPr>
+            <w:tcW w:w="5098" w:type="dxa"/>
+            <w:vAlign w:val="center"/>
+          </w:tcPr>
+          <w:p>
+            <w:pPr>
+              <w:spacing w:after="0" w:line="240" w:lineRule="auto"/>
+              <w:jc w:val="center"/>
+              <w:rPr>
+                <w:lang w:val="en-US"/>
+              </w:rPr>
+            </w:pPr>
+            <w:r>
+              <w:rPr>
+                <w:noProof/>
+                <w:lang w:eastAsia="uk-UA"/>
+              </w:rPr>
+              <w:drawing>
+                <wp:inline distT="0" distB="0" distL="0" distR="0" wp14:anchorId="6D453840" wp14:editId="138BE93C">
+                  <wp:extent cx="1080000" cy="1080000"/>
+                  <wp:effectExtent l="0" t="0" r="6350" b="6350"/>
+                  <wp:docPr id="6" name="Рисунок 6"/>
+                  <wp:cNvGraphicFramePr>
+                    <a:graphicFrameLocks xmlns:a="http://schemas.openxmlformats.org/drawingml/2006/main" noChangeAspect="1"/>
+                  </wp:cNvGraphicFramePr>
+                  <a:graphic xmlns:a="http://schemas.openxmlformats.org/drawingml/2006/main">
+                    <a:graphicData uri="http://schemas.openxmlformats.org/drawingml/2006/picture">
+                      <pic:pic xmlns:pic="http://schemas.openxmlformats.org/drawingml/2006/picture">
+                        <pic:nvPicPr>
+                          <pic:cNvPr id="6" name="other.png"/>
+                          <pic:cNvPicPr/>
+                        </pic:nvPicPr>
+                        <pic:blipFill>
+                          <a:blip r:embed="rId13" cstate="print">
+                            <a:extLst>
+                              <a:ext uri="{28A0092B-C50C-407E-A947-70E740481C1C}">
+                                <a14:useLocalDpi xmlns:a14="http://schemas.microsoft.com/office/drawing/2010/main" val="0"/>
+                              </a:ext>
+                            </a:extLst>
+                          </a:blip>
+                          <a:stretch>
+                            <a:fillRect/>
+                          </a:stretch>
+                        </pic:blipFill>
+                        <pic:spPr>
+                          <a:xfrm>
+                            <a:off x="0" y="0"/>
+                            <a:ext cx="1080000" cy="1080000"/>
+                          </a:xfrm>
+                          <a:prstGeom prst="rect">
+                            <a:avLst/>
+                          </a:prstGeom>
+                        </pic:spPr>
+                      </pic:pic>
+                    </a:graphicData>
+                  </a:graphic>
+                </wp:inline>
+              </w:drawing>
+            </w:r>
+          </w:p>
+        </w:tc>
+        <w:tc>
+          <w:tcPr>
+            <w:tcW w:w="5358" w:type="dxa"/>
+          </w:tcPr>
+          <w:p>
+            <w:pPr>
+              <w:spacing w:after="0" w:line="240" w:lineRule="auto"/>
+              <w:rPr>
+                <w:lang w:val="en-US"/>
+              </w:rPr>
+            </w:pPr>
+            <w:r>
+              <w:rPr>
+                <w:lang w:val="en-US"/>
+              </w:rPr>
+              <w:t>https://www.flaticon.com/free-icon/other_7245102</w:t>
+            </w:r>
+          </w:p>
+        </w:tc>
+      </w:tr>
+      <w:tr>
+        <w:tc>
+          <w:tcPr>
+            <w:tcW w:w="5098" w:type="dxa"/>
+            <w:vAlign w:val="center"/>
+          </w:tcPr>
+          <w:p>
+            <w:pPr>
+              <w:spacing w:after="0" w:line="240" w:lineRule="auto"/>
+              <w:jc w:val="center"/>
+              <w:rPr>
+                <w:noProof/>
+                <w:lang w:eastAsia="uk-UA"/>
+              </w:rPr>
+            </w:pPr>
+          </w:p>
+        </w:tc>
+        <w:tc>
+          <w:tcPr>
+            <w:tcW w:w="5358" w:type="dxa"/>
+          </w:tcPr>
+          <w:p>
+            <w:pPr>
+              <w:spacing w:after="0" w:line="240" w:lineRule="auto"/>
+              <w:rPr>
+                <w:lang w:val="en-US"/>
+              </w:rPr>
+            </w:pPr>
+          </w:p>
+        </w:tc>
+      </w:tr>
+      <w:tr>
+        <w:tc>
+          <w:tcPr>
+            <w:tcW w:w="5098" w:type="dxa"/>
+            <w:vAlign w:val="center"/>
+          </w:tcPr>
+          <w:p>
+            <w:pPr>
+              <w:spacing w:after="0" w:line="240" w:lineRule="auto"/>
+              <w:jc w:val="center"/>
+              <w:rPr>
+                <w:lang w:val="en-US"/>
+              </w:rPr>
+            </w:pPr>
+            <w:r>
+              <w:rPr>
+                <w:noProof/>
+                <w:lang w:eastAsia="uk-UA"/>
+              </w:rPr>
+              <w:drawing>
+                <wp:inline distT="0" distB="0" distL="0" distR="0" wp14:anchorId="21CA6832" wp14:editId="6D0C13F0">
+                  <wp:extent cx="1080000" cy="1080000"/>
+                  <wp:effectExtent l="0" t="0" r="0" b="0"/>
+                  <wp:docPr id="13" name="Рисунок 13"/>
+                  <wp:cNvGraphicFramePr>
+                    <a:graphicFrameLocks xmlns:a="http://schemas.openxmlformats.org/drawingml/2006/main" noChangeAspect="1"/>
+                  </wp:cNvGraphicFramePr>
+                  <a:graphic xmlns:a="http://schemas.openxmlformats.org/drawingml/2006/main">
+                    <a:graphicData uri="http://schemas.openxmlformats.org/drawingml/2006/picture">
+                      <pic:pic xmlns:pic="http://schemas.openxmlformats.org/drawingml/2006/picture">
+                        <pic:nvPicPr>
+                          <pic:cNvPr id="13" name="close.png"/>
+                          <pic:cNvPicPr/>
+                        </pic:nvPicPr>
+                        <pic:blipFill>
+                          <a:blip r:embed="rId14" cstate="print">
+                            <a:extLst>
+                              <a:ext uri="{28A0092B-C50C-407E-A947-70E740481C1C}">
+                                <a14:useLocalDpi xmlns:a14="http://schemas.microsoft.com/office/drawing/2010/main" val="0"/>
+                              </a:ext>
+                            </a:extLst>
+                          </a:blip>
+                          <a:stretch>
+                            <a:fillRect/>
+                          </a:stretch>
+                        </pic:blipFill>
+                        <pic:spPr>
+                          <a:xfrm>
+                            <a:off x="0" y="0"/>
+                            <a:ext cx="1080000" cy="1080000"/>
+                          </a:xfrm>
+                          <a:prstGeom prst="rect">
+                            <a:avLst/>
+                          </a:prstGeom>
+                        </pic:spPr>
+                      </pic:pic>
+                    </a:graphicData>
+                  </a:graphic>
+                </wp:inline>
+              </w:drawing>
+            </w:r>
+          </w:p>
+        </w:tc>
+        <w:tc>
+          <w:tcPr>
+            <w:tcW w:w="5358" w:type="dxa"/>
+          </w:tcPr>
+          <w:p>
+            <w:pPr>
+              <w:spacing w:after="0" w:line="240" w:lineRule="auto"/>
+              <w:rPr>
+                <w:lang w:val="en-US"/>
+              </w:rPr>
+            </w:pPr>
+            <w:r>
+              <w:rPr>
+                <w:lang w:val="en-US"/>
+              </w:rPr>
+              <w:t>https://www.flaticon.com/free-icon-font/cross-small_3917195</w:t>
+            </w:r>
+          </w:p>
+        </w:tc>
+      </w:tr>
+      <w:tr>
+        <w:tc>
+          <w:tcPr>
+            <w:tcW w:w="5098" w:type="dxa"/>
+            <w:vAlign w:val="center"/>
+          </w:tcPr>
+          <w:p>
+            <w:pPr>
+              <w:spacing w:after="0" w:line="240" w:lineRule="auto"/>
+              <w:jc w:val="center"/>
+              <w:rPr>
+                <w:lang w:val="en-US"/>
+              </w:rPr>
+            </w:pPr>
+            <w:r>
+              <w:rPr>
+                <w:noProof/>
+                <w:lang w:eastAsia="uk-UA"/>
+              </w:rPr>
+              <w:drawing>
+                <wp:inline distT="0" distB="0" distL="0" distR="0" wp14:anchorId="2EC7E948" wp14:editId="464D2A33">
+                  <wp:extent cx="1080000" cy="1080000"/>
+                  <wp:effectExtent l="0" t="0" r="0" b="0"/>
+                  <wp:docPr id="19" name="Рисунок 19"/>
+                  <wp:cNvGraphicFramePr>
+                    <a:graphicFrameLocks xmlns:a="http://schemas.openxmlformats.org/drawingml/2006/main" noChangeAspect="1"/>
+                  </wp:cNvGraphicFramePr>
+                  <a:graphic xmlns:a="http://schemas.openxmlformats.org/drawingml/2006/main">
+                    <a:graphicData uri="http://schemas.openxmlformats.org/drawingml/2006/picture">
+                      <pic:pic xmlns:pic="http://schemas.openxmlformats.org/drawingml/2006/picture">
+                        <pic:nvPicPr>
+                          <pic:cNvPr id="19" name="minimize.png"/>
+                          <pic:cNvPicPr/>
+                        </pic:nvPicPr>
+                        <pic:blipFill>
+                          <a:blip r:embed="rId15" cstate="print">
+                            <a:extLst>
+                              <a:ext uri="{28A0092B-C50C-407E-A947-70E740481C1C}">
+                                <a14:useLocalDpi xmlns:a14="http://schemas.microsoft.com/office/drawing/2010/main" val="0"/>
+                              </a:ext>
+                            </a:extLst>
+                          </a:blip>
+                          <a:stretch>
+                            <a:fillRect/>
+                          </a:stretch>
+                        </pic:blipFill>
+                        <pic:spPr>
+                          <a:xfrm>
+                            <a:off x="0" y="0"/>
+                            <a:ext cx="1080000" cy="1080000"/>
+                          </a:xfrm>
+                          <a:prstGeom prst="rect">
+                            <a:avLst/>
+                          </a:prstGeom>
+                        </pic:spPr>
+                      </pic:pic>
+                    </a:graphicData>
+                  </a:graphic>
+                </wp:inline>
+              </w:drawing>
+            </w:r>
+          </w:p>
+        </w:tc>
+        <w:tc>
+          <w:tcPr>
+            <w:tcW w:w="5358" w:type="dxa"/>
+          </w:tcPr>
+          <w:p>
+            <w:pPr>
+              <w:spacing w:after="0" w:line="240" w:lineRule="auto"/>
+              <w:rPr>
+                <w:lang w:val="en-US"/>
+              </w:rPr>
+            </w:pPr>
+            <w:r>
+              <w:rPr>
+                <w:lang w:val="en-US"/>
+              </w:rPr>
+              <w:t>https://www.flaticon.com/free-icon/minimize-sign_6057365?term=minus&amp;page=1&amp;position=15&amp;origin=search&amp;related_id=6057365</w:t>
+            </w:r>
+          </w:p>
+        </w:tc>
+      </w:tr>
+      <w:tr>
+        <w:tc>
+          <w:tcPr>
+            <w:tcW w:w="5098" w:type="dxa"/>
+            <w:vAlign w:val="center"/>
+          </w:tcPr>
+          <w:p>
+            <w:pPr>
+              <w:spacing w:after="0" w:line="240" w:lineRule="auto"/>
+              <w:jc w:val="center"/>
+              <w:rPr>
+                <w:lang w:val="en-US"/>
+              </w:rPr>
+            </w:pPr>
+            <w:r>
+              <w:rPr>
+                <w:noProof/>
+                <w:lang w:eastAsia="uk-UA"/>
+              </w:rPr>
+              <w:drawing>
+                <wp:inline distT="0" distB="0" distL="0" distR="0" wp14:anchorId="0700DEAD" wp14:editId="476B50E3">
+                  <wp:extent cx="1080000" cy="1080000"/>
+                  <wp:effectExtent l="0" t="0" r="0" b="0"/>
+                  <wp:docPr id="23" name="Рисунок 23"/>
+                  <wp:cNvGraphicFramePr>
+                    <a:graphicFrameLocks xmlns:a="http://schemas.openxmlformats.org/drawingml/2006/main" noChangeAspect="1"/>
+                  </wp:cNvGraphicFramePr>
+                  <a:graphic xmlns:a="http://schemas.openxmlformats.org/drawingml/2006/main">
+                    <a:graphicData uri="http://schemas.openxmlformats.org/drawingml/2006/picture">
+                      <pic:pic xmlns:pic="http://schemas.openxmlformats.org/drawingml/2006/picture">
+                        <pic:nvPicPr>
+                          <pic:cNvPr id="23" name="theme.png"/>
+                          <pic:cNvPicPr/>
+                        </pic:nvPicPr>
+                        <pic:blipFill>
+                          <a:blip r:embed="rId16" cstate="print">
+                            <a:extLst>
+                              <a:ext uri="{28A0092B-C50C-407E-A947-70E740481C1C}">
+                                <a14:useLocalDpi xmlns:a14="http://schemas.microsoft.com/office/drawing/2010/main" val="0"/>
+                              </a:ext>
+                            </a:extLst>
+                          </a:blip>
+                          <a:stretch>
+                            <a:fillRect/>
+                          </a:stretch>
+                        </pic:blipFill>
+                        <pic:spPr>
+                          <a:xfrm>
+                            <a:off x="0" y="0"/>
+                            <a:ext cx="1080000" cy="1080000"/>
+                          </a:xfrm>
+                          <a:prstGeom prst="rect">
+                            <a:avLst/>
+                          </a:prstGeom>
+                        </pic:spPr>
+                      </pic:pic>
+                    </a:graphicData>
+                  </a:graphic>
+                </wp:inline>
+              </w:drawing>
+            </w:r>
+          </w:p>
+        </w:tc>
+        <w:tc>
+          <w:tcPr>
+            <w:tcW w:w="5358" w:type="dxa"/>
+          </w:tcPr>
+          <w:p>
+            <w:pPr>
+              <w:spacing w:after="0" w:line="240" w:lineRule="auto"/>
+              <w:rPr>
+                <w:lang w:val="en-US"/>
+              </w:rPr>
+            </w:pPr>
+            <w:r>
+              <w:rPr>
+                <w:lang w:val="en-US"/>
+              </w:rPr>
+              <w:t>https://www.flaticon.com/ru/free-icon/moon_865882</w:t>
+            </w:r>
+          </w:p>
+        </w:tc>
+      </w:tr>
+      <w:tr>
+        <w:tc>
+          <w:tcPr>
+            <w:tcW w:w="5098" w:type="dxa"/>
+            <w:shd w:val="clear" w:color="auto" w:fill="000000" w:themeFill="text1"/>
+            <w:vAlign w:val="center"/>
+          </w:tcPr>
+          <w:p>
+            <w:pPr>
+              <w:spacing w:after="0" w:line="240" w:lineRule="auto"/>
+              <w:jc w:val="center"/>
+              <w:rPr>
+                <w:lang w:val="en-US"/>
+              </w:rPr>
+            </w:pPr>
+            <w:r>
+              <w:rPr>
+                <w:noProof/>
+                <w:lang w:eastAsia="uk-UA"/>
+              </w:rPr>
+              <w:drawing>
+                <wp:inline distT="0" distB="0" distL="0" distR="0" wp14:anchorId="197CA803" wp14:editId="5E463DC6">
+                  <wp:extent cx="1080000" cy="1080000"/>
+                  <wp:effectExtent l="0" t="0" r="0" b="0"/>
+                  <wp:docPr id="25" name="Рисунок 25"/>
+                  <wp:cNvGraphicFramePr>
+                    <a:graphicFrameLocks xmlns:a="http://schemas.openxmlformats.org/drawingml/2006/main" noChangeAspect="1"/>
+                  </wp:cNvGraphicFramePr>
+                  <a:graphic xmlns:a="http://schemas.openxmlformats.org/drawingml/2006/main">
+                    <a:graphicData uri="http://schemas.openxmlformats.org/drawingml/2006/picture">
+                      <pic:pic xmlns:pic="http://schemas.openxmlformats.org/drawingml/2006/picture">
+                        <pic:nvPicPr>
+                          <pic:cNvPr id="25" name="theme.png"/>
+                          <pic:cNvPicPr/>
+                        </pic:nvPicPr>
+                        <pic:blipFill>
+                          <a:blip r:embed="rId17" cstate="print">
+                            <a:extLst>
+                              <a:ext uri="{28A0092B-C50C-407E-A947-70E740481C1C}">
+                                <a14:useLocalDpi xmlns:a14="http://schemas.microsoft.com/office/drawing/2010/main" val="0"/>
+                              </a:ext>
+                            </a:extLst>
+                          </a:blip>
+                          <a:stretch>
+                            <a:fillRect/>
+                          </a:stretch>
+                        </pic:blipFill>
+                        <pic:spPr>
+                          <a:xfrm>
+                            <a:off x="0" y="0"/>
+                            <a:ext cx="1080000" cy="1080000"/>
+                          </a:xfrm>
+                          <a:prstGeom prst="rect">
+                            <a:avLst/>
+                          </a:prstGeom>
+                        </pic:spPr>
+                      </pic:pic>
+                    </a:graphicData>
+                  </a:graphic>
+                </wp:inline>
+              </w:drawing>
+            </w:r>
+          </w:p>
+        </w:tc>
+        <w:tc>
+          <w:tcPr>
+            <w:tcW w:w="5358" w:type="dxa"/>
+          </w:tcPr>
+          <w:p>
+            <w:pPr>
+              <w:spacing w:after="0" w:line="240" w:lineRule="auto"/>
+              <w:rPr>
+                <w:lang w:val="en-US"/>
+              </w:rPr>
+            </w:pPr>
+            <w:r>
+              <w:rPr>
+                <w:lang w:val="en-US"/>
+              </w:rPr>
+              <w:t>https://www.flaticon.com/ru/free-icon/sun_702459</w:t>
+            </w:r>
+          </w:p>
+        </w:tc>
+      </w:tr>
+      <w:tr>
+        <w:tc>
+          <w:tcPr>
+            <w:tcW w:w="5098" w:type="dxa"/>
+            <w:vAlign w:val="center"/>
+          </w:tcPr>
+          <w:p>
+            <w:pPr>
+              <w:spacing w:after="0" w:line="240" w:lineRule="auto"/>
+              <w:jc w:val="center"/>
+              <w:rPr>
+                <w:noProof/>
+                <w:lang w:eastAsia="uk-UA"/>
+              </w:rPr>
+            </w:pPr>
+            <w:r>
+              <w:rPr>
+                <w:noProof/>
+                <w:lang w:eastAsia="uk-UA"/>
+              </w:rPr>
+              <w:drawing>
+                <wp:inline distT="0" distB="0" distL="0" distR="0" wp14:anchorId="0C13F386" wp14:editId="74721629">
+                  <wp:extent cx="1080000" cy="1080000"/>
+                  <wp:effectExtent l="0" t="0" r="6350" b="6350"/>
+                  <wp:docPr id="29" name="Рисунок 29" descr="D:\Sonata\public\light\about.png"/>
+                  <wp:cNvGraphicFramePr>
+                    <a:graphicFrameLocks xmlns:a="http://schemas.openxmlformats.org/drawingml/2006/main" noChangeAspect="1"/>
+                  </wp:cNvGraphicFramePr>
+                  <a:graphic xmlns:a="http://schemas.openxmlformats.org/drawingml/2006/main">
+                    <a:graphicData uri="http://schemas.openxmlformats.org/drawingml/2006/picture">
+                      <pic:pic xmlns:pic="http://schemas.openxmlformats.org/drawingml/2006/picture">
+                        <pic:nvPicPr>
+                          <pic:cNvPr id="0" name="Picture 12" descr="D:\Sonata\public\light\about.png"/>
+                          <pic:cNvPicPr>
+                            <a:picLocks noChangeAspect="1" noChangeArrowheads="1"/>
+                          </pic:cNvPicPr>
+                        </pic:nvPicPr>
+                        <pic:blipFill>
+                          <a:blip r:embed="rId18" cstate="print">
                             <a:extLst>
                               <a:ext uri="{28A0092B-C50C-407E-A947-70E740481C1C}">
                                 <a14:useLocalDpi xmlns:a14="http://schemas.microsoft.com/office/drawing/2010/main" val="0"/>
@@ -277,7 +1397,7 @@
               <w:rPr>
                 <w:lang w:val="en-US"/>
               </w:rPr>
-              <w:t>https://www.magnific.com/es/icono/basura_10147947?log-in=google</w:t>
+              <w:t>https://www.flaticon.com/ru/free-icon/info_1445402?term=%D0%B8%D0%BD%D1%84%D0%BE%D1%80%D0%BC%D0%B0%D1%86%D0%B8%D1%8F&amp;related_id=1445402</w:t>
             </w:r>
           </w:p>
         </w:tc>
@@ -293,50 +1413,10 @@
               <w:spacing w:after="0" w:line="240" w:lineRule="auto"/>
               <w:jc w:val="center"/>
               <w:rPr>
-                <w:lang w:val="en-US"/>
-              </w:rPr>
-            </w:pPr>
-            <w:r>
-              <w:rPr>
-                <w:noProof/>
-                <w:lang w:eastAsia="uk-UA"/>
-              </w:rPr>
-              <w:drawing>
-                <wp:inline distT="0" distB="0" distL="0" distR="0" wp14:anchorId="06759256" wp14:editId="677B9DA5">
-                  <wp:extent cx="1080000" cy="1080000"/>
-                  <wp:effectExtent l="0" t="0" r="6350" b="6350"/>
-                  <wp:docPr id="1" name="Рисунок 1"/>
-                  <wp:cNvGraphicFramePr>
-                    <a:graphicFrameLocks xmlns:a="http://schemas.openxmlformats.org/drawingml/2006/main" noChangeAspect="1"/>
-                  </wp:cNvGraphicFramePr>
-                  <a:graphic xmlns:a="http://schemas.openxmlformats.org/drawingml/2006/main">
-                    <a:graphicData uri="http://schemas.openxmlformats.org/drawingml/2006/picture">
-                      <pic:pic xmlns:pic="http://schemas.openxmlformats.org/drawingml/2006/picture">
-                        <pic:nvPicPr>
-                          <pic:cNvPr id="1" name=""/>
-                          <pic:cNvPicPr/>
-                        </pic:nvPicPr>
-                        <pic:blipFill>
-                          <a:blip r:embed="rId7"/>
-                          <a:stretch>
-                            <a:fillRect/>
-                          </a:stretch>
-                        </pic:blipFill>
-                        <pic:spPr>
-                          <a:xfrm>
-                            <a:off x="0" y="0"/>
-                            <a:ext cx="1080000" cy="1080000"/>
-                          </a:xfrm>
-                          <a:prstGeom prst="rect">
-                            <a:avLst/>
-                          </a:prstGeom>
-                        </pic:spPr>
-                      </pic:pic>
-                    </a:graphicData>
-                  </a:graphic>
-                </wp:inline>
-              </w:drawing>
-            </w:r>
+                <w:noProof/>
+                <w:lang w:eastAsia="uk-UA"/>
+              </w:rPr>
+            </w:pPr>
           </w:p>
         </w:tc>
         <w:tc>
@@ -347,17 +1427,9 @@
             <w:pPr>
               <w:spacing w:after="0" w:line="240" w:lineRule="auto"/>
               <w:rPr>
-                <w:noProof/>
-                <w:lang w:eastAsia="uk-UA"/>
-              </w:rPr>
-            </w:pPr>
-            <w:r>
-              <w:rPr>
-                <w:noProof/>
-                <w:lang w:eastAsia="uk-UA"/>
-              </w:rPr>
-              <w:t>https://www.flaticon.com/ru/free-icon/document_8964973?related_id=8964905&amp;origin=search</w:t>
-            </w:r>
+                <w:lang w:val="en-US"/>
+              </w:rPr>
+            </w:pPr>
           </w:p>
         </w:tc>
       </w:tr>
@@ -381,756 +1453,7 @@
                 <w:lang w:eastAsia="uk-UA"/>
               </w:rPr>
               <w:drawing>
-                <wp:inline distT="0" distB="0" distL="0" distR="0" wp14:anchorId="0C5BA9D2" wp14:editId="338E9FD4">
-                  <wp:extent cx="1080000" cy="1080000"/>
-                  <wp:effectExtent l="0" t="0" r="6350" b="6350"/>
-                  <wp:docPr id="2" name="Рисунок 2"/>
-                  <wp:cNvGraphicFramePr>
-                    <a:graphicFrameLocks xmlns:a="http://schemas.openxmlformats.org/drawingml/2006/main" noChangeAspect="1"/>
-                  </wp:cNvGraphicFramePr>
-                  <a:graphic xmlns:a="http://schemas.openxmlformats.org/drawingml/2006/main">
-                    <a:graphicData uri="http://schemas.openxmlformats.org/drawingml/2006/picture">
-                      <pic:pic xmlns:pic="http://schemas.openxmlformats.org/drawingml/2006/picture">
-                        <pic:nvPicPr>
-                          <pic:cNvPr id="1" name=""/>
-                          <pic:cNvPicPr/>
-                        </pic:nvPicPr>
-                        <pic:blipFill>
-                          <a:blip r:embed="rId8"/>
-                          <a:stretch>
-                            <a:fillRect/>
-                          </a:stretch>
-                        </pic:blipFill>
-                        <pic:spPr>
-                          <a:xfrm>
-                            <a:off x="0" y="0"/>
-                            <a:ext cx="1080000" cy="1080000"/>
-                          </a:xfrm>
-                          <a:prstGeom prst="rect">
-                            <a:avLst/>
-                          </a:prstGeom>
-                        </pic:spPr>
-                      </pic:pic>
-                    </a:graphicData>
-                  </a:graphic>
-                </wp:inline>
-              </w:drawing>
-            </w:r>
-          </w:p>
-        </w:tc>
-        <w:tc>
-          <w:tcPr>
-            <w:tcW w:w="5358" w:type="dxa"/>
-          </w:tcPr>
-          <w:p>
-            <w:pPr>
-              <w:spacing w:after="0" w:line="240" w:lineRule="auto"/>
-              <w:rPr>
-                <w:lang w:val="en-US"/>
-              </w:rPr>
-            </w:pPr>
-            <w:r>
-              <w:rPr>
-                <w:lang w:val="en-US"/>
-              </w:rPr>
-              <w:t>https://www.flaticon.com/ru/free-icon/contract_5692245</w:t>
-            </w:r>
-          </w:p>
-        </w:tc>
-      </w:tr>
-      <w:tr>
-        <w:tc>
-          <w:tcPr>
-            <w:tcW w:w="5098" w:type="dxa"/>
-            <w:vAlign w:val="center"/>
-          </w:tcPr>
-          <w:p>
-            <w:pPr>
-              <w:spacing w:after="0" w:line="240" w:lineRule="auto"/>
-              <w:jc w:val="center"/>
-              <w:rPr>
-                <w:lang w:val="en-US"/>
-              </w:rPr>
-            </w:pPr>
-            <w:r>
-              <w:rPr>
-                <w:noProof/>
-                <w:lang w:eastAsia="uk-UA"/>
-              </w:rPr>
-              <w:drawing>
-                <wp:inline distT="0" distB="0" distL="0" distR="0" wp14:anchorId="45AB3192" wp14:editId="53997BD0">
-                  <wp:extent cx="1073785" cy="1073785"/>
-                  <wp:effectExtent l="0" t="0" r="0" b="0"/>
-                  <wp:docPr id="5" name="Рисунок 5" descr="C:\Users\Maxim\AppData\Local\Microsoft\Windows\INetCache\Content.Word\empty-statements.png"/>
-                  <wp:cNvGraphicFramePr>
-                    <a:graphicFrameLocks xmlns:a="http://schemas.openxmlformats.org/drawingml/2006/main" noChangeAspect="1"/>
-                  </wp:cNvGraphicFramePr>
-                  <a:graphic xmlns:a="http://schemas.openxmlformats.org/drawingml/2006/main">
-                    <a:graphicData uri="http://schemas.openxmlformats.org/drawingml/2006/picture">
-                      <pic:pic xmlns:pic="http://schemas.openxmlformats.org/drawingml/2006/picture">
-                        <pic:nvPicPr>
-                          <pic:cNvPr id="0" name="Picture 10" descr="C:\Users\Maxim\AppData\Local\Microsoft\Windows\INetCache\Content.Word\empty-statements.png"/>
-                          <pic:cNvPicPr>
-                            <a:picLocks noChangeAspect="1" noChangeArrowheads="1"/>
-                          </pic:cNvPicPr>
-                        </pic:nvPicPr>
-                        <pic:blipFill>
-                          <a:blip r:embed="rId9" cstate="print">
-                            <a:extLst>
-                              <a:ext uri="{28A0092B-C50C-407E-A947-70E740481C1C}">
-                                <a14:useLocalDpi xmlns:a14="http://schemas.microsoft.com/office/drawing/2010/main" val="0"/>
-                              </a:ext>
-                            </a:extLst>
-                          </a:blip>
-                          <a:srcRect/>
-                          <a:stretch>
-                            <a:fillRect/>
-                          </a:stretch>
-                        </pic:blipFill>
-                        <pic:spPr bwMode="auto">
-                          <a:xfrm>
-                            <a:off x="0" y="0"/>
-                            <a:ext cx="1073785" cy="1073785"/>
-                          </a:xfrm>
-                          <a:prstGeom prst="rect">
-                            <a:avLst/>
-                          </a:prstGeom>
-                          <a:noFill/>
-                          <a:ln>
-                            <a:noFill/>
-                          </a:ln>
-                        </pic:spPr>
-                      </pic:pic>
-                    </a:graphicData>
-                  </a:graphic>
-                </wp:inline>
-              </w:drawing>
-            </w:r>
-          </w:p>
-        </w:tc>
-        <w:tc>
-          <w:tcPr>
-            <w:tcW w:w="5358" w:type="dxa"/>
-          </w:tcPr>
-          <w:p>
-            <w:pPr>
-              <w:spacing w:after="0" w:line="240" w:lineRule="auto"/>
-              <w:rPr>
-                <w:lang w:val="en-US"/>
-              </w:rPr>
-            </w:pPr>
-            <w:r>
-              <w:rPr>
-                <w:lang w:val="en-US"/>
-              </w:rPr>
-              <w:t>https://www.magnific.com/icon/story-telling_8253764</w:t>
-            </w:r>
-          </w:p>
-        </w:tc>
-      </w:tr>
-      <w:tr>
-        <w:tc>
-          <w:tcPr>
-            <w:tcW w:w="5098" w:type="dxa"/>
-            <w:vAlign w:val="center"/>
-          </w:tcPr>
-          <w:p>
-            <w:pPr>
-              <w:spacing w:after="0" w:line="240" w:lineRule="auto"/>
-              <w:jc w:val="center"/>
-              <w:rPr>
-                <w:lang w:val="en-US"/>
-              </w:rPr>
-            </w:pPr>
-            <w:r>
-              <w:rPr>
-                <w:noProof/>
-                <w:lang w:eastAsia="uk-UA"/>
-              </w:rPr>
-              <w:drawing>
-                <wp:inline distT="0" distB="0" distL="0" distR="0">
-                  <wp:extent cx="1080000" cy="1080000"/>
-                  <wp:effectExtent l="0" t="0" r="6350" b="6350"/>
-                  <wp:docPr id="6" name="Рисунок 6"/>
-                  <wp:cNvGraphicFramePr>
-                    <a:graphicFrameLocks xmlns:a="http://schemas.openxmlformats.org/drawingml/2006/main" noChangeAspect="1"/>
-                  </wp:cNvGraphicFramePr>
-                  <a:graphic xmlns:a="http://schemas.openxmlformats.org/drawingml/2006/main">
-                    <a:graphicData uri="http://schemas.openxmlformats.org/drawingml/2006/picture">
-                      <pic:pic xmlns:pic="http://schemas.openxmlformats.org/drawingml/2006/picture">
-                        <pic:nvPicPr>
-                          <pic:cNvPr id="6" name="other.png"/>
-                          <pic:cNvPicPr/>
-                        </pic:nvPicPr>
-                        <pic:blipFill>
-                          <a:blip r:embed="rId10" cstate="print">
-                            <a:extLst>
-                              <a:ext uri="{28A0092B-C50C-407E-A947-70E740481C1C}">
-                                <a14:useLocalDpi xmlns:a14="http://schemas.microsoft.com/office/drawing/2010/main" val="0"/>
-                              </a:ext>
-                            </a:extLst>
-                          </a:blip>
-                          <a:stretch>
-                            <a:fillRect/>
-                          </a:stretch>
-                        </pic:blipFill>
-                        <pic:spPr>
-                          <a:xfrm>
-                            <a:off x="0" y="0"/>
-                            <a:ext cx="1080000" cy="1080000"/>
-                          </a:xfrm>
-                          <a:prstGeom prst="rect">
-                            <a:avLst/>
-                          </a:prstGeom>
-                        </pic:spPr>
-                      </pic:pic>
-                    </a:graphicData>
-                  </a:graphic>
-                </wp:inline>
-              </w:drawing>
-            </w:r>
-          </w:p>
-        </w:tc>
-        <w:tc>
-          <w:tcPr>
-            <w:tcW w:w="5358" w:type="dxa"/>
-          </w:tcPr>
-          <w:p>
-            <w:pPr>
-              <w:spacing w:after="0" w:line="240" w:lineRule="auto"/>
-              <w:rPr>
-                <w:lang w:val="en-US"/>
-              </w:rPr>
-            </w:pPr>
-            <w:r>
-              <w:rPr>
-                <w:lang w:val="en-US"/>
-              </w:rPr>
-              <w:t>https://www.flaticon.com/free-icon/other_7245102</w:t>
-            </w:r>
-          </w:p>
-        </w:tc>
-      </w:tr>
-      <w:tr>
-        <w:tc>
-          <w:tcPr>
-            <w:tcW w:w="5098" w:type="dxa"/>
-            <w:vAlign w:val="center"/>
-          </w:tcPr>
-          <w:p>
-            <w:pPr>
-              <w:spacing w:after="0" w:line="240" w:lineRule="auto"/>
-              <w:jc w:val="center"/>
-              <w:rPr>
-                <w:lang w:val="en-US"/>
-              </w:rPr>
-            </w:pPr>
-            <w:r>
-              <w:rPr>
-                <w:noProof/>
-                <w:lang w:eastAsia="uk-UA"/>
-              </w:rPr>
-              <w:drawing>
-                <wp:inline distT="0" distB="0" distL="0" distR="0">
-                  <wp:extent cx="1080000" cy="1080000"/>
-                  <wp:effectExtent l="0" t="0" r="0" b="6350"/>
-                  <wp:docPr id="7" name="Рисунок 7"/>
-                  <wp:cNvGraphicFramePr>
-                    <a:graphicFrameLocks xmlns:a="http://schemas.openxmlformats.org/drawingml/2006/main" noChangeAspect="1"/>
-                  </wp:cNvGraphicFramePr>
-                  <a:graphic xmlns:a="http://schemas.openxmlformats.org/drawingml/2006/main">
-                    <a:graphicData uri="http://schemas.openxmlformats.org/drawingml/2006/picture">
-                      <pic:pic xmlns:pic="http://schemas.openxmlformats.org/drawingml/2006/picture">
-                        <pic:nvPicPr>
-                          <pic:cNvPr id="7" name="package-of-documents.png"/>
-                          <pic:cNvPicPr/>
-                        </pic:nvPicPr>
-                        <pic:blipFill>
-                          <a:blip r:embed="rId11" cstate="print">
-                            <a:extLst>
-                              <a:ext uri="{28A0092B-C50C-407E-A947-70E740481C1C}">
-                                <a14:useLocalDpi xmlns:a14="http://schemas.microsoft.com/office/drawing/2010/main" val="0"/>
-                              </a:ext>
-                            </a:extLst>
-                          </a:blip>
-                          <a:stretch>
-                            <a:fillRect/>
-                          </a:stretch>
-                        </pic:blipFill>
-                        <pic:spPr>
-                          <a:xfrm>
-                            <a:off x="0" y="0"/>
-                            <a:ext cx="1080000" cy="1080000"/>
-                          </a:xfrm>
-                          <a:prstGeom prst="rect">
-                            <a:avLst/>
-                          </a:prstGeom>
-                        </pic:spPr>
-                      </pic:pic>
-                    </a:graphicData>
-                  </a:graphic>
-                </wp:inline>
-              </w:drawing>
-            </w:r>
-          </w:p>
-        </w:tc>
-        <w:tc>
-          <w:tcPr>
-            <w:tcW w:w="5358" w:type="dxa"/>
-          </w:tcPr>
-          <w:p>
-            <w:pPr>
-              <w:spacing w:after="0" w:line="240" w:lineRule="auto"/>
-              <w:rPr>
-                <w:lang w:val="en-US"/>
-              </w:rPr>
-            </w:pPr>
-            <w:r>
-              <w:rPr>
-                <w:lang w:val="en-US"/>
-              </w:rPr>
-              <w:t>https://www.flaticon.com/free-icon/documents_666701</w:t>
-            </w:r>
-          </w:p>
-        </w:tc>
-      </w:tr>
-      <w:tr>
-        <w:tc>
-          <w:tcPr>
-            <w:tcW w:w="5098" w:type="dxa"/>
-            <w:vAlign w:val="center"/>
-          </w:tcPr>
-          <w:p>
-            <w:pPr>
-              <w:spacing w:after="0" w:line="240" w:lineRule="auto"/>
-              <w:jc w:val="center"/>
-              <w:rPr>
-                <w:lang w:val="en-US"/>
-              </w:rPr>
-            </w:pPr>
-            <w:r>
-              <w:rPr>
-                <w:noProof/>
-                <w:lang w:eastAsia="uk-UA"/>
-              </w:rPr>
-              <w:lastRenderedPageBreak/>
-              <w:drawing>
-                <wp:inline distT="0" distB="0" distL="0" distR="0">
-                  <wp:extent cx="1080000" cy="1080000"/>
-                  <wp:effectExtent l="0" t="0" r="6350" b="0"/>
-                  <wp:docPr id="8" name="Рисунок 8"/>
-                  <wp:cNvGraphicFramePr>
-                    <a:graphicFrameLocks xmlns:a="http://schemas.openxmlformats.org/drawingml/2006/main" noChangeAspect="1"/>
-                  </wp:cNvGraphicFramePr>
-                  <a:graphic xmlns:a="http://schemas.openxmlformats.org/drawingml/2006/main">
-                    <a:graphicData uri="http://schemas.openxmlformats.org/drawingml/2006/picture">
-                      <pic:pic xmlns:pic="http://schemas.openxmlformats.org/drawingml/2006/picture">
-                        <pic:nvPicPr>
-                          <pic:cNvPr id="8" name="report.png"/>
-                          <pic:cNvPicPr/>
-                        </pic:nvPicPr>
-                        <pic:blipFill>
-                          <a:blip r:embed="rId12" cstate="print">
-                            <a:extLst>
-                              <a:ext uri="{28A0092B-C50C-407E-A947-70E740481C1C}">
-                                <a14:useLocalDpi xmlns:a14="http://schemas.microsoft.com/office/drawing/2010/main" val="0"/>
-                              </a:ext>
-                            </a:extLst>
-                          </a:blip>
-                          <a:stretch>
-                            <a:fillRect/>
-                          </a:stretch>
-                        </pic:blipFill>
-                        <pic:spPr>
-                          <a:xfrm>
-                            <a:off x="0" y="0"/>
-                            <a:ext cx="1080000" cy="1080000"/>
-                          </a:xfrm>
-                          <a:prstGeom prst="rect">
-                            <a:avLst/>
-                          </a:prstGeom>
-                        </pic:spPr>
-                      </pic:pic>
-                    </a:graphicData>
-                  </a:graphic>
-                </wp:inline>
-              </w:drawing>
-            </w:r>
-          </w:p>
-        </w:tc>
-        <w:tc>
-          <w:tcPr>
-            <w:tcW w:w="5358" w:type="dxa"/>
-          </w:tcPr>
-          <w:p>
-            <w:pPr>
-              <w:spacing w:after="0" w:line="240" w:lineRule="auto"/>
-              <w:rPr>
-                <w:lang w:val="en-US"/>
-              </w:rPr>
-            </w:pPr>
-            <w:r>
-              <w:rPr>
-                <w:lang w:val="en-US"/>
-              </w:rPr>
-              <w:t>https://www.flaticon.com/ru/free-icon/report_3029316?related_id=3029337&amp;origin=search</w:t>
-            </w:r>
-          </w:p>
-        </w:tc>
-      </w:tr>
-      <w:tr>
-        <w:tc>
-          <w:tcPr>
-            <w:tcW w:w="5098" w:type="dxa"/>
-            <w:vAlign w:val="center"/>
-          </w:tcPr>
-          <w:p>
-            <w:pPr>
-              <w:spacing w:after="0" w:line="240" w:lineRule="auto"/>
-              <w:jc w:val="center"/>
-              <w:rPr>
-                <w:lang w:val="en-US"/>
-              </w:rPr>
-            </w:pPr>
-            <w:r>
-              <w:rPr>
-                <w:noProof/>
-                <w:lang w:eastAsia="uk-UA"/>
-              </w:rPr>
-              <w:drawing>
-                <wp:inline distT="0" distB="0" distL="0" distR="0">
-                  <wp:extent cx="1080000" cy="1080000"/>
-                  <wp:effectExtent l="0" t="0" r="6350" b="6350"/>
-                  <wp:docPr id="9" name="Рисунок 9"/>
-                  <wp:cNvGraphicFramePr>
-                    <a:graphicFrameLocks xmlns:a="http://schemas.openxmlformats.org/drawingml/2006/main" noChangeAspect="1"/>
-                  </wp:cNvGraphicFramePr>
-                  <a:graphic xmlns:a="http://schemas.openxmlformats.org/drawingml/2006/main">
-                    <a:graphicData uri="http://schemas.openxmlformats.org/drawingml/2006/picture">
-                      <pic:pic xmlns:pic="http://schemas.openxmlformats.org/drawingml/2006/picture">
-                        <pic:nvPicPr>
-                          <pic:cNvPr id="9" name="summary-of-teachers.png"/>
-                          <pic:cNvPicPr/>
-                        </pic:nvPicPr>
-                        <pic:blipFill>
-                          <a:blip r:embed="rId13" cstate="print">
-                            <a:extLst>
-                              <a:ext uri="{28A0092B-C50C-407E-A947-70E740481C1C}">
-                                <a14:useLocalDpi xmlns:a14="http://schemas.microsoft.com/office/drawing/2010/main" val="0"/>
-                              </a:ext>
-                            </a:extLst>
-                          </a:blip>
-                          <a:stretch>
-                            <a:fillRect/>
-                          </a:stretch>
-                        </pic:blipFill>
-                        <pic:spPr>
-                          <a:xfrm>
-                            <a:off x="0" y="0"/>
-                            <a:ext cx="1080000" cy="1080000"/>
-                          </a:xfrm>
-                          <a:prstGeom prst="rect">
-                            <a:avLst/>
-                          </a:prstGeom>
-                        </pic:spPr>
-                      </pic:pic>
-                    </a:graphicData>
-                  </a:graphic>
-                </wp:inline>
-              </w:drawing>
-            </w:r>
-          </w:p>
-        </w:tc>
-        <w:tc>
-          <w:tcPr>
-            <w:tcW w:w="5358" w:type="dxa"/>
-          </w:tcPr>
-          <w:p>
-            <w:pPr>
-              <w:spacing w:after="0" w:line="240" w:lineRule="auto"/>
-              <w:rPr>
-                <w:lang w:val="en-US"/>
-              </w:rPr>
-            </w:pPr>
-            <w:r>
-              <w:rPr>
-                <w:lang w:val="en-US"/>
-              </w:rPr>
-              <w:t>https://www.flaticon.com/ru/free-icon/planner_15688913</w:t>
-            </w:r>
-          </w:p>
-        </w:tc>
-      </w:tr>
-      <w:tr>
-        <w:tc>
-          <w:tcPr>
-            <w:tcW w:w="5098" w:type="dxa"/>
-            <w:vAlign w:val="center"/>
-          </w:tcPr>
-          <w:p>
-            <w:pPr>
-              <w:spacing w:after="0" w:line="240" w:lineRule="auto"/>
-              <w:jc w:val="center"/>
-              <w:rPr>
-                <w:lang w:val="en-US"/>
-              </w:rPr>
-            </w:pPr>
-            <w:r>
-              <w:rPr>
-                <w:noProof/>
-                <w:lang w:eastAsia="uk-UA"/>
-              </w:rPr>
-              <w:drawing>
-                <wp:inline distT="0" distB="0" distL="0" distR="0">
-                  <wp:extent cx="1080000" cy="1080000"/>
-                  <wp:effectExtent l="0" t="0" r="0" b="6350"/>
-                  <wp:docPr id="10" name="Рисунок 10"/>
-                  <wp:cNvGraphicFramePr>
-                    <a:graphicFrameLocks xmlns:a="http://schemas.openxmlformats.org/drawingml/2006/main" noChangeAspect="1"/>
-                  </wp:cNvGraphicFramePr>
-                  <a:graphic xmlns:a="http://schemas.openxmlformats.org/drawingml/2006/main">
-                    <a:graphicData uri="http://schemas.openxmlformats.org/drawingml/2006/picture">
-                      <pic:pic xmlns:pic="http://schemas.openxmlformats.org/drawingml/2006/picture">
-                        <pic:nvPicPr>
-                          <pic:cNvPr id="10" name="templates.png"/>
-                          <pic:cNvPicPr/>
-                        </pic:nvPicPr>
-                        <pic:blipFill>
-                          <a:blip r:embed="rId14" cstate="print">
-                            <a:extLst>
-                              <a:ext uri="{28A0092B-C50C-407E-A947-70E740481C1C}">
-                                <a14:useLocalDpi xmlns:a14="http://schemas.microsoft.com/office/drawing/2010/main" val="0"/>
-                              </a:ext>
-                            </a:extLst>
-                          </a:blip>
-                          <a:stretch>
-                            <a:fillRect/>
-                          </a:stretch>
-                        </pic:blipFill>
-                        <pic:spPr>
-                          <a:xfrm>
-                            <a:off x="0" y="0"/>
-                            <a:ext cx="1080000" cy="1080000"/>
-                          </a:xfrm>
-                          <a:prstGeom prst="rect">
-                            <a:avLst/>
-                          </a:prstGeom>
-                        </pic:spPr>
-                      </pic:pic>
-                    </a:graphicData>
-                  </a:graphic>
-                </wp:inline>
-              </w:drawing>
-            </w:r>
-          </w:p>
-        </w:tc>
-        <w:tc>
-          <w:tcPr>
-            <w:tcW w:w="5358" w:type="dxa"/>
-          </w:tcPr>
-          <w:p>
-            <w:pPr>
-              <w:spacing w:after="0" w:line="240" w:lineRule="auto"/>
-              <w:rPr>
-                <w:lang w:val="en-US"/>
-              </w:rPr>
-            </w:pPr>
-            <w:r>
-              <w:rPr>
-                <w:lang w:val="en-US"/>
-              </w:rPr>
-              <w:t>https://www.flaticon.com/ru/free-icon/docs_281760</w:t>
-            </w:r>
-          </w:p>
-        </w:tc>
-      </w:tr>
-      <w:tr>
-        <w:tc>
-          <w:tcPr>
-            <w:tcW w:w="5098" w:type="dxa"/>
-            <w:vAlign w:val="center"/>
-          </w:tcPr>
-          <w:p>
-            <w:pPr>
-              <w:spacing w:after="0" w:line="240" w:lineRule="auto"/>
-              <w:jc w:val="center"/>
-              <w:rPr>
-                <w:lang w:val="en-US"/>
-              </w:rPr>
-            </w:pPr>
-            <w:r>
-              <w:rPr>
-                <w:noProof/>
-                <w:lang w:eastAsia="uk-UA"/>
-              </w:rPr>
-              <w:drawing>
-                <wp:inline distT="0" distB="0" distL="0" distR="0">
-                  <wp:extent cx="1080000" cy="1080000"/>
-                  <wp:effectExtent l="0" t="0" r="6350" b="6350"/>
-                  <wp:docPr id="12" name="Рисунок 12"/>
-                  <wp:cNvGraphicFramePr>
-                    <a:graphicFrameLocks xmlns:a="http://schemas.openxmlformats.org/drawingml/2006/main" noChangeAspect="1"/>
-                  </wp:cNvGraphicFramePr>
-                  <a:graphic xmlns:a="http://schemas.openxmlformats.org/drawingml/2006/main">
-                    <a:graphicData uri="http://schemas.openxmlformats.org/drawingml/2006/picture">
-                      <pic:pic xmlns:pic="http://schemas.openxmlformats.org/drawingml/2006/picture">
-                        <pic:nvPicPr>
-                          <pic:cNvPr id="12" name="add — копия.png"/>
-                          <pic:cNvPicPr/>
-                        </pic:nvPicPr>
-                        <pic:blipFill>
-                          <a:blip r:embed="rId15" cstate="print">
-                            <a:extLst>
-                              <a:ext uri="{28A0092B-C50C-407E-A947-70E740481C1C}">
-                                <a14:useLocalDpi xmlns:a14="http://schemas.microsoft.com/office/drawing/2010/main" val="0"/>
-                              </a:ext>
-                            </a:extLst>
-                          </a:blip>
-                          <a:stretch>
-                            <a:fillRect/>
-                          </a:stretch>
-                        </pic:blipFill>
-                        <pic:spPr>
-                          <a:xfrm>
-                            <a:off x="0" y="0"/>
-                            <a:ext cx="1080000" cy="1080000"/>
-                          </a:xfrm>
-                          <a:prstGeom prst="rect">
-                            <a:avLst/>
-                          </a:prstGeom>
-                        </pic:spPr>
-                      </pic:pic>
-                    </a:graphicData>
-                  </a:graphic>
-                </wp:inline>
-              </w:drawing>
-            </w:r>
-          </w:p>
-        </w:tc>
-        <w:tc>
-          <w:tcPr>
-            <w:tcW w:w="5358" w:type="dxa"/>
-          </w:tcPr>
-          <w:p>
-            <w:pPr>
-              <w:spacing w:after="0" w:line="240" w:lineRule="auto"/>
-              <w:rPr>
-                <w:lang w:val="en-US"/>
-              </w:rPr>
-            </w:pPr>
-            <w:r>
-              <w:rPr>
-                <w:lang w:val="en-US"/>
-              </w:rPr>
-              <w:t>https://www.flaticon.com/ru/free-icon/plus-sign_32339</w:t>
-            </w:r>
-          </w:p>
-        </w:tc>
-      </w:tr>
-      <w:tr>
-        <w:tc>
-          <w:tcPr>
-            <w:tcW w:w="5098" w:type="dxa"/>
-            <w:vAlign w:val="center"/>
-          </w:tcPr>
-          <w:p>
-            <w:pPr>
-              <w:spacing w:after="0" w:line="240" w:lineRule="auto"/>
-              <w:jc w:val="center"/>
-              <w:rPr>
-                <w:lang w:val="en-US"/>
-              </w:rPr>
-            </w:pPr>
-            <w:r>
-              <w:rPr>
-                <w:noProof/>
-                <w:lang w:eastAsia="uk-UA"/>
-              </w:rPr>
-              <w:drawing>
-                <wp:inline distT="0" distB="0" distL="0" distR="0">
-                  <wp:extent cx="1080000" cy="1080000"/>
-                  <wp:effectExtent l="0" t="0" r="0" b="0"/>
-                  <wp:docPr id="13" name="Рисунок 13"/>
-                  <wp:cNvGraphicFramePr>
-                    <a:graphicFrameLocks xmlns:a="http://schemas.openxmlformats.org/drawingml/2006/main" noChangeAspect="1"/>
-                  </wp:cNvGraphicFramePr>
-                  <a:graphic xmlns:a="http://schemas.openxmlformats.org/drawingml/2006/main">
-                    <a:graphicData uri="http://schemas.openxmlformats.org/drawingml/2006/picture">
-                      <pic:pic xmlns:pic="http://schemas.openxmlformats.org/drawingml/2006/picture">
-                        <pic:nvPicPr>
-                          <pic:cNvPr id="13" name="close.png"/>
-                          <pic:cNvPicPr/>
-                        </pic:nvPicPr>
-                        <pic:blipFill>
-                          <a:blip r:embed="rId16" cstate="print">
-                            <a:extLst>
-                              <a:ext uri="{28A0092B-C50C-407E-A947-70E740481C1C}">
-                                <a14:useLocalDpi xmlns:a14="http://schemas.microsoft.com/office/drawing/2010/main" val="0"/>
-                              </a:ext>
-                            </a:extLst>
-                          </a:blip>
-                          <a:stretch>
-                            <a:fillRect/>
-                          </a:stretch>
-                        </pic:blipFill>
-                        <pic:spPr>
-                          <a:xfrm>
-                            <a:off x="0" y="0"/>
-                            <a:ext cx="1080000" cy="1080000"/>
-                          </a:xfrm>
-                          <a:prstGeom prst="rect">
-                            <a:avLst/>
-                          </a:prstGeom>
-                        </pic:spPr>
-                      </pic:pic>
-                    </a:graphicData>
-                  </a:graphic>
-                </wp:inline>
-              </w:drawing>
-            </w:r>
-          </w:p>
-        </w:tc>
-        <w:tc>
-          <w:tcPr>
-            <w:tcW w:w="5358" w:type="dxa"/>
-          </w:tcPr>
-          <w:p>
-            <w:pPr>
-              <w:spacing w:after="0" w:line="240" w:lineRule="auto"/>
-              <w:rPr>
-                <w:lang w:val="en-US"/>
-              </w:rPr>
-            </w:pPr>
-            <w:r>
-              <w:rPr>
-                <w:lang w:val="en-US"/>
-              </w:rPr>
-              <w:t>https://www.flaticon.com/free-icon-font/cross-small_3917195</w:t>
-            </w:r>
-          </w:p>
-        </w:tc>
-      </w:tr>
-      <w:tr>
-        <w:tc>
-          <w:tcPr>
-            <w:tcW w:w="5098" w:type="dxa"/>
-            <w:vAlign w:val="center"/>
-          </w:tcPr>
-          <w:p>
-            <w:pPr>
-              <w:spacing w:after="0" w:line="240" w:lineRule="auto"/>
-              <w:jc w:val="center"/>
-              <w:rPr>
-                <w:lang w:val="en-US"/>
-              </w:rPr>
-            </w:pPr>
-            <w:r>
-              <w:rPr>
-                <w:noProof/>
-                <w:lang w:eastAsia="uk-UA"/>
-              </w:rPr>
-              <w:drawing>
-                <wp:inline distT="0" distB="0" distL="0" distR="0">
+                <wp:inline distT="0" distB="0" distL="0" distR="0" wp14:anchorId="48B84B0E" wp14:editId="61243BBD">
                   <wp:extent cx="1080000" cy="1080000"/>
                   <wp:effectExtent l="0" t="0" r="6350" b="6350"/>
                   <wp:docPr id="14" name="Рисунок 14"/>
@@ -1142,166 +1465,6 @@
                       <pic:pic xmlns:pic="http://schemas.openxmlformats.org/drawingml/2006/picture">
                         <pic:nvPicPr>
                           <pic:cNvPr id="14" name="delete-file.png"/>
-                          <pic:cNvPicPr/>
-                        </pic:nvPicPr>
-                        <pic:blipFill>
-                          <a:blip r:embed="rId17" cstate="print">
-                            <a:extLst>
-                              <a:ext uri="{28A0092B-C50C-407E-A947-70E740481C1C}">
-                                <a14:useLocalDpi xmlns:a14="http://schemas.microsoft.com/office/drawing/2010/main" val="0"/>
-                              </a:ext>
-                            </a:extLst>
-                          </a:blip>
-                          <a:stretch>
-                            <a:fillRect/>
-                          </a:stretch>
-                        </pic:blipFill>
-                        <pic:spPr>
-                          <a:xfrm>
-                            <a:off x="0" y="0"/>
-                            <a:ext cx="1080000" cy="1080000"/>
-                          </a:xfrm>
-                          <a:prstGeom prst="rect">
-                            <a:avLst/>
-                          </a:prstGeom>
-                        </pic:spPr>
-                      </pic:pic>
-                    </a:graphicData>
-                  </a:graphic>
-                </wp:inline>
-              </w:drawing>
-            </w:r>
-          </w:p>
-        </w:tc>
-        <w:tc>
-          <w:tcPr>
-            <w:tcW w:w="5358" w:type="dxa"/>
-          </w:tcPr>
-          <w:p>
-            <w:pPr>
-              <w:spacing w:after="0" w:line="240" w:lineRule="auto"/>
-              <w:rPr>
-                <w:lang w:val="en-US"/>
-              </w:rPr>
-            </w:pPr>
-          </w:p>
-        </w:tc>
-      </w:tr>
-      <w:tr>
-        <w:tc>
-          <w:tcPr>
-            <w:tcW w:w="5098" w:type="dxa"/>
-            <w:vAlign w:val="center"/>
-          </w:tcPr>
-          <w:p>
-            <w:pPr>
-              <w:spacing w:after="0" w:line="240" w:lineRule="auto"/>
-              <w:jc w:val="center"/>
-              <w:rPr>
-                <w:lang w:val="en-US"/>
-              </w:rPr>
-            </w:pPr>
-            <w:r>
-              <w:rPr>
-                <w:noProof/>
-                <w:lang w:eastAsia="uk-UA"/>
-              </w:rPr>
-              <w:drawing>
-                <wp:inline distT="0" distB="0" distL="0" distR="0">
-                  <wp:extent cx="1080000" cy="1080000"/>
-                  <wp:effectExtent l="0" t="0" r="6350" b="6350"/>
-                  <wp:docPr id="15" name="Рисунок 15"/>
-                  <wp:cNvGraphicFramePr>
-                    <a:graphicFrameLocks xmlns:a="http://schemas.openxmlformats.org/drawingml/2006/main" noChangeAspect="1"/>
-                  </wp:cNvGraphicFramePr>
-                  <a:graphic xmlns:a="http://schemas.openxmlformats.org/drawingml/2006/main">
-                    <a:graphicData uri="http://schemas.openxmlformats.org/drawingml/2006/picture">
-                      <pic:pic xmlns:pic="http://schemas.openxmlformats.org/drawingml/2006/picture">
-                        <pic:nvPicPr>
-                          <pic:cNvPr id="15" name="download.png"/>
-                          <pic:cNvPicPr/>
-                        </pic:nvPicPr>
-                        <pic:blipFill>
-                          <a:blip r:embed="rId18" cstate="print">
-                            <a:extLst>
-                              <a:ext uri="{28A0092B-C50C-407E-A947-70E740481C1C}">
-                                <a14:useLocalDpi xmlns:a14="http://schemas.microsoft.com/office/drawing/2010/main" val="0"/>
-                              </a:ext>
-                            </a:extLst>
-                          </a:blip>
-                          <a:stretch>
-                            <a:fillRect/>
-                          </a:stretch>
-                        </pic:blipFill>
-                        <pic:spPr>
-                          <a:xfrm>
-                            <a:off x="0" y="0"/>
-                            <a:ext cx="1080000" cy="1080000"/>
-                          </a:xfrm>
-                          <a:prstGeom prst="rect">
-                            <a:avLst/>
-                          </a:prstGeom>
-                        </pic:spPr>
-                      </pic:pic>
-                    </a:graphicData>
-                  </a:graphic>
-                </wp:inline>
-              </w:drawing>
-            </w:r>
-          </w:p>
-        </w:tc>
-        <w:tc>
-          <w:tcPr>
-            <w:tcW w:w="5358" w:type="dxa"/>
-          </w:tcPr>
-          <w:p>
-            <w:pPr>
-              <w:spacing w:after="0" w:line="240" w:lineRule="auto"/>
-              <w:rPr>
-                <w:lang w:val="en-US"/>
-              </w:rPr>
-            </w:pPr>
-            <w:r>
-              <w:rPr>
-                <w:lang w:val="en-US"/>
-              </w:rPr>
-              <w:t>https://www.flaticon.com/ru/free-icon/download-arrow_81500</w:t>
-            </w:r>
-          </w:p>
-        </w:tc>
-      </w:tr>
-      <w:tr>
-        <w:tc>
-          <w:tcPr>
-            <w:tcW w:w="5098" w:type="dxa"/>
-            <w:vAlign w:val="center"/>
-          </w:tcPr>
-          <w:p>
-            <w:pPr>
-              <w:spacing w:after="0" w:line="240" w:lineRule="auto"/>
-              <w:jc w:val="center"/>
-              <w:rPr>
-                <w:lang w:val="en-US"/>
-              </w:rPr>
-            </w:pPr>
-            <w:r>
-              <w:rPr>
-                <w:noProof/>
-                <w:lang w:eastAsia="uk-UA"/>
-              </w:rPr>
-              <w:drawing>
-                <wp:inline distT="0" distB="0" distL="0" distR="0">
-                  <wp:extent cx="1080000" cy="1080000"/>
-                  <wp:effectExtent l="0" t="0" r="6350" b="6350"/>
-                  <wp:docPr id="16" name="Рисунок 16"/>
-                  <wp:cNvGraphicFramePr>
-                    <a:graphicFrameLocks xmlns:a="http://schemas.openxmlformats.org/drawingml/2006/main" noChangeAspect="1"/>
-                  </wp:cNvGraphicFramePr>
-                  <a:graphic xmlns:a="http://schemas.openxmlformats.org/drawingml/2006/main">
-                    <a:graphicData uri="http://schemas.openxmlformats.org/drawingml/2006/picture">
-                      <pic:pic xmlns:pic="http://schemas.openxmlformats.org/drawingml/2006/picture">
-                        <pic:nvPicPr>
-                          <pic:cNvPr id="16" name="edit.png"/>
                           <pic:cNvPicPr/>
                         </pic:nvPicPr>
                         <pic:blipFill>
@@ -1344,12 +1507,6 @@
                 <w:lang w:val="en-US"/>
               </w:rPr>
             </w:pPr>
-            <w:r>
-              <w:rPr>
-                <w:lang w:val="en-US"/>
-              </w:rPr>
-              <w:t>https://www.flaticon.com/free-icon/edit_565317</w:t>
-            </w:r>
           </w:p>
         </w:tc>
       </w:tr>
@@ -1374,10 +1531,10 @@
               </w:rPr>
               <w:lastRenderedPageBreak/>
               <w:drawing>
-                <wp:inline distT="0" distB="0" distL="0" distR="0">
+                <wp:inline distT="0" distB="0" distL="0" distR="0" wp14:anchorId="1605963D" wp14:editId="6F615C27">
                   <wp:extent cx="1080000" cy="1080000"/>
                   <wp:effectExtent l="0" t="0" r="6350" b="6350"/>
-                  <wp:docPr id="17" name="Рисунок 17"/>
+                  <wp:docPr id="24" name="Рисунок 24"/>
                   <wp:cNvGraphicFramePr>
                     <a:graphicFrameLocks xmlns:a="http://schemas.openxmlformats.org/drawingml/2006/main" noChangeAspect="1"/>
                   </wp:cNvGraphicFramePr>
@@ -1385,7 +1542,7 @@
                     <a:graphicData uri="http://schemas.openxmlformats.org/drawingml/2006/picture">
                       <pic:pic xmlns:pic="http://schemas.openxmlformats.org/drawingml/2006/picture">
                         <pic:nvPicPr>
-                          <pic:cNvPr id="17" name="loading.png"/>
+                          <pic:cNvPr id="24" name="what — копия.png"/>
                           <pic:cNvPicPr/>
                         </pic:nvPicPr>
                         <pic:blipFill>
@@ -1432,7 +1589,7 @@
               <w:rPr>
                 <w:lang w:val="en-US"/>
               </w:rPr>
-              <w:t>https://www.flaticon.com/free-icon/loading_6356630?term=loading&amp;page=1&amp;position=2&amp;origin=search&amp;related_id=6356630</w:t>
+              <w:t>https://www.flaticon.com/ru/free-icon/doubt_446110</w:t>
             </w:r>
           </w:p>
         </w:tc>
@@ -1457,10 +1614,10 @@
                 <w:lang w:eastAsia="uk-UA"/>
               </w:rPr>
               <w:drawing>
-                <wp:inline distT="0" distB="0" distL="0" distR="0">
+                <wp:inline distT="0" distB="0" distL="0" distR="0" wp14:anchorId="5A81552A" wp14:editId="2EAD1BC1">
                   <wp:extent cx="1080000" cy="1080000"/>
-                  <wp:effectExtent l="0" t="0" r="0" b="0"/>
-                  <wp:docPr id="19" name="Рисунок 19"/>
+                  <wp:effectExtent l="0" t="0" r="6350" b="6350"/>
+                  <wp:docPr id="12" name="Рисунок 12"/>
                   <wp:cNvGraphicFramePr>
                     <a:graphicFrameLocks xmlns:a="http://schemas.openxmlformats.org/drawingml/2006/main" noChangeAspect="1"/>
                   </wp:cNvGraphicFramePr>
@@ -1468,7 +1625,7 @@
                     <a:graphicData uri="http://schemas.openxmlformats.org/drawingml/2006/picture">
                       <pic:pic xmlns:pic="http://schemas.openxmlformats.org/drawingml/2006/picture">
                         <pic:nvPicPr>
-                          <pic:cNvPr id="19" name="minimize.png"/>
+                          <pic:cNvPr id="12" name="add — копия.png"/>
                           <pic:cNvPicPr/>
                         </pic:nvPicPr>
                         <pic:blipFill>
@@ -1515,7 +1672,7 @@
               <w:rPr>
                 <w:lang w:val="en-US"/>
               </w:rPr>
-              <w:t>https://www.flaticon.com/free-icon/minimize-sign_6057365?term=minus&amp;page=1&amp;position=15&amp;origin=search&amp;related_id=6057365</w:t>
+              <w:t>https://www.flaticon.com/ru/free-icon/plus-sign_32339</w:t>
             </w:r>
           </w:p>
         </w:tc>
@@ -1540,10 +1697,10 @@
                 <w:lang w:eastAsia="uk-UA"/>
               </w:rPr>
               <w:drawing>
-                <wp:inline distT="0" distB="0" distL="0" distR="0">
+                <wp:inline distT="0" distB="0" distL="0" distR="0" wp14:anchorId="5D747E1C" wp14:editId="5916DD66">
                   <wp:extent cx="1080000" cy="1080000"/>
-                  <wp:effectExtent l="0" t="0" r="0" b="0"/>
-                  <wp:docPr id="20" name="Рисунок 20"/>
+                  <wp:effectExtent l="0" t="0" r="6350" b="6350"/>
+                  <wp:docPr id="15" name="Рисунок 15"/>
                   <wp:cNvGraphicFramePr>
                     <a:graphicFrameLocks xmlns:a="http://schemas.openxmlformats.org/drawingml/2006/main" noChangeAspect="1"/>
                   </wp:cNvGraphicFramePr>
@@ -1551,7 +1708,7 @@
                     <a:graphicData uri="http://schemas.openxmlformats.org/drawingml/2006/picture">
                       <pic:pic xmlns:pic="http://schemas.openxmlformats.org/drawingml/2006/picture">
                         <pic:nvPicPr>
-                          <pic:cNvPr id="20" name="scale-by-width.png"/>
+                          <pic:cNvPr id="15" name="download.png"/>
                           <pic:cNvPicPr/>
                         </pic:nvPicPr>
                         <pic:blipFill>
@@ -1598,7 +1755,7 @@
               <w:rPr>
                 <w:lang w:val="en-US"/>
               </w:rPr>
-              <w:t>https://www.flaticon.com/ru/free-icon/resize_152358</w:t>
+              <w:t>https://www.flaticon.com/ru/free-icon/download-arrow_81500</w:t>
             </w:r>
           </w:p>
         </w:tc>
@@ -1623,10 +1780,10 @@
                 <w:lang w:eastAsia="uk-UA"/>
               </w:rPr>
               <w:drawing>
-                <wp:inline distT="0" distB="0" distL="0" distR="0">
+                <wp:inline distT="0" distB="0" distL="0" distR="0" wp14:anchorId="5D387B1A" wp14:editId="5AD7879C">
                   <wp:extent cx="1080000" cy="1080000"/>
-                  <wp:effectExtent l="0" t="0" r="0" b="0"/>
-                  <wp:docPr id="21" name="Рисунок 21"/>
+                  <wp:effectExtent l="0" t="0" r="6350" b="6350"/>
+                  <wp:docPr id="16" name="Рисунок 16"/>
                   <wp:cNvGraphicFramePr>
                     <a:graphicFrameLocks xmlns:a="http://schemas.openxmlformats.org/drawingml/2006/main" noChangeAspect="1"/>
                   </wp:cNvGraphicFramePr>
@@ -1634,7 +1791,7 @@
                     <a:graphicData uri="http://schemas.openxmlformats.org/drawingml/2006/picture">
                       <pic:pic xmlns:pic="http://schemas.openxmlformats.org/drawingml/2006/picture">
                         <pic:nvPicPr>
-                          <pic:cNvPr id="21" name="scale-down.png"/>
+                          <pic:cNvPr id="16" name="edit.png"/>
                           <pic:cNvPicPr/>
                         </pic:nvPicPr>
                         <pic:blipFill>
@@ -1681,7 +1838,7 @@
               <w:rPr>
                 <w:lang w:val="en-US"/>
               </w:rPr>
-              <w:t>https://www.flaticon.com/ru/free-icon/minus-in-zoom-symbol_54696</w:t>
+              <w:t>https://www.flaticon.com/free-icon/edit_565317</w:t>
             </w:r>
           </w:p>
         </w:tc>
@@ -1706,10 +1863,10 @@
                 <w:lang w:eastAsia="uk-UA"/>
               </w:rPr>
               <w:drawing>
-                <wp:inline distT="0" distB="0" distL="0" distR="0">
+                <wp:inline distT="0" distB="0" distL="0" distR="0" wp14:anchorId="197A4C7B" wp14:editId="03D4D83D">
                   <wp:extent cx="1080000" cy="1080000"/>
-                  <wp:effectExtent l="0" t="0" r="0" b="0"/>
-                  <wp:docPr id="22" name="Рисунок 22"/>
+                  <wp:effectExtent l="0" t="0" r="6350" b="6350"/>
+                  <wp:docPr id="17" name="Рисунок 17"/>
                   <wp:cNvGraphicFramePr>
                     <a:graphicFrameLocks xmlns:a="http://schemas.openxmlformats.org/drawingml/2006/main" noChangeAspect="1"/>
                   </wp:cNvGraphicFramePr>
@@ -1717,7 +1874,7 @@
                     <a:graphicData uri="http://schemas.openxmlformats.org/drawingml/2006/picture">
                       <pic:pic xmlns:pic="http://schemas.openxmlformats.org/drawingml/2006/picture">
                         <pic:nvPicPr>
-                          <pic:cNvPr id="22" name="scale-up.png"/>
+                          <pic:cNvPr id="17" name="loading.png"/>
                           <pic:cNvPicPr/>
                         </pic:nvPicPr>
                         <pic:blipFill>
@@ -1764,7 +1921,7 @@
               <w:rPr>
                 <w:lang w:val="en-US"/>
               </w:rPr>
-              <w:t>https://www.flaticon.com/ru/free-icon/zoom-increasing-symbol_54862</w:t>
+              <w:t>https://www.flaticon.com/free-icon/loading_6356630?term=loading&amp;page=1&amp;position=2&amp;origin=search&amp;related_id=6356630</w:t>
             </w:r>
           </w:p>
         </w:tc>
@@ -1789,10 +1946,10 @@
                 <w:lang w:eastAsia="uk-UA"/>
               </w:rPr>
               <w:drawing>
-                <wp:inline distT="0" distB="0" distL="0" distR="0">
+                <wp:inline distT="0" distB="0" distL="0" distR="0" wp14:anchorId="416D00F7" wp14:editId="0DCAD196">
                   <wp:extent cx="1080000" cy="1080000"/>
-                  <wp:effectExtent l="0" t="0" r="6350" b="6350"/>
-                  <wp:docPr id="24" name="Рисунок 24"/>
+                  <wp:effectExtent l="0" t="0" r="0" b="0"/>
+                  <wp:docPr id="20" name="Рисунок 20"/>
                   <wp:cNvGraphicFramePr>
                     <a:graphicFrameLocks xmlns:a="http://schemas.openxmlformats.org/drawingml/2006/main" noChangeAspect="1"/>
                   </wp:cNvGraphicFramePr>
@@ -1800,7 +1957,7 @@
                     <a:graphicData uri="http://schemas.openxmlformats.org/drawingml/2006/picture">
                       <pic:pic xmlns:pic="http://schemas.openxmlformats.org/drawingml/2006/picture">
                         <pic:nvPicPr>
-                          <pic:cNvPr id="24" name="what — копия.png"/>
+                          <pic:cNvPr id="20" name="scale-by-width.png"/>
                           <pic:cNvPicPr/>
                         </pic:nvPicPr>
                         <pic:blipFill>
@@ -1847,7 +2004,7 @@
               <w:rPr>
                 <w:lang w:val="en-US"/>
               </w:rPr>
-              <w:t>https://www.flaticon.com/ru/free-icon/doubt_446110</w:t>
+              <w:t>https://www.flaticon.com/ru/free-icon/resize_152358</w:t>
             </w:r>
           </w:p>
         </w:tc>
@@ -1872,10 +2029,10 @@
                 <w:lang w:eastAsia="uk-UA"/>
               </w:rPr>
               <w:drawing>
-                <wp:inline distT="0" distB="0" distL="0" distR="0" wp14:anchorId="66B33F90" wp14:editId="059A60BE">
+                <wp:inline distT="0" distB="0" distL="0" distR="0" wp14:anchorId="38D71067" wp14:editId="2D9D2001">
                   <wp:extent cx="1080000" cy="1080000"/>
                   <wp:effectExtent l="0" t="0" r="0" b="0"/>
-                  <wp:docPr id="23" name="Рисунок 23"/>
+                  <wp:docPr id="21" name="Рисунок 21"/>
                   <wp:cNvGraphicFramePr>
                     <a:graphicFrameLocks xmlns:a="http://schemas.openxmlformats.org/drawingml/2006/main" noChangeAspect="1"/>
                   </wp:cNvGraphicFramePr>
@@ -1883,7 +2040,7 @@
                     <a:graphicData uri="http://schemas.openxmlformats.org/drawingml/2006/picture">
                       <pic:pic xmlns:pic="http://schemas.openxmlformats.org/drawingml/2006/picture">
                         <pic:nvPicPr>
-                          <pic:cNvPr id="23" name="theme.png"/>
+                          <pic:cNvPr id="21" name="scale-down.png"/>
                           <pic:cNvPicPr/>
                         </pic:nvPicPr>
                         <pic:blipFill>
@@ -1930,7 +2087,7 @@
               <w:rPr>
                 <w:lang w:val="en-US"/>
               </w:rPr>
-              <w:t>https://www.flaticon.com/ru/free-icon/moon_865882</w:t>
+              <w:t>https://www.flaticon.com/ru/free-icon/minus-in-zoom-symbol_54696</w:t>
             </w:r>
           </w:p>
         </w:tc>
@@ -1939,7 +2096,6 @@
         <w:tc>
           <w:tcPr>
             <w:tcW w:w="5098" w:type="dxa"/>
-            <w:shd w:val="clear" w:color="auto" w:fill="000000" w:themeFill="text1"/>
             <w:vAlign w:val="center"/>
           </w:tcPr>
           <w:p>
@@ -1956,10 +2112,10 @@
                 <w:lang w:eastAsia="uk-UA"/>
               </w:rPr>
               <w:drawing>
-                <wp:inline distT="0" distB="0" distL="0" distR="0">
+                <wp:inline distT="0" distB="0" distL="0" distR="0" wp14:anchorId="7FE17F01" wp14:editId="08D255DC">
                   <wp:extent cx="1080000" cy="1080000"/>
                   <wp:effectExtent l="0" t="0" r="0" b="0"/>
-                  <wp:docPr id="25" name="Рисунок 25"/>
+                  <wp:docPr id="22" name="Рисунок 22"/>
                   <wp:cNvGraphicFramePr>
                     <a:graphicFrameLocks xmlns:a="http://schemas.openxmlformats.org/drawingml/2006/main" noChangeAspect="1"/>
                   </wp:cNvGraphicFramePr>
@@ -1967,7 +2123,7 @@
                     <a:graphicData uri="http://schemas.openxmlformats.org/drawingml/2006/picture">
                       <pic:pic xmlns:pic="http://schemas.openxmlformats.org/drawingml/2006/picture">
                         <pic:nvPicPr>
-                          <pic:cNvPr id="25" name="theme.png"/>
+                          <pic:cNvPr id="22" name="scale-up.png"/>
                           <pic:cNvPicPr/>
                         </pic:nvPicPr>
                         <pic:blipFill>
@@ -2014,7 +2170,7 @@
               <w:rPr>
                 <w:lang w:val="en-US"/>
               </w:rPr>
-              <w:t>https://www.flaticon.com/ru/free-icon/sun_702459</w:t>
+              <w:t>https://www.flaticon.com/ru/free-icon/zoom-increasing-symbol_54862</w:t>
             </w:r>
           </w:p>
         </w:tc>
@@ -2030,8 +2186,7 @@
               <w:spacing w:after="0" w:line="240" w:lineRule="auto"/>
               <w:jc w:val="center"/>
               <w:rPr>
-                <w:noProof/>
-                <w:lang w:eastAsia="uk-UA"/>
+                <w:lang w:val="en-US"/>
               </w:rPr>
             </w:pPr>
             <w:r>
@@ -2041,97 +2196,7 @@
               </w:rPr>
               <w:lastRenderedPageBreak/>
               <w:drawing>
-                <wp:inline distT="0" distB="0" distL="0" distR="0" wp14:anchorId="1F191B0C" wp14:editId="212F6C22">
-                  <wp:extent cx="1080000" cy="1080000"/>
-                  <wp:effectExtent l="0" t="0" r="6350" b="6350"/>
-                  <wp:docPr id="29" name="Рисунок 29" descr="D:\Sonata\public\light\about.png"/>
-                  <wp:cNvGraphicFramePr>
-                    <a:graphicFrameLocks xmlns:a="http://schemas.openxmlformats.org/drawingml/2006/main" noChangeAspect="1"/>
-                  </wp:cNvGraphicFramePr>
-                  <a:graphic xmlns:a="http://schemas.openxmlformats.org/drawingml/2006/main">
-                    <a:graphicData uri="http://schemas.openxmlformats.org/drawingml/2006/picture">
-                      <pic:pic xmlns:pic="http://schemas.openxmlformats.org/drawingml/2006/picture">
-                        <pic:nvPicPr>
-                          <pic:cNvPr id="0" name="Picture 12" descr="D:\Sonata\public\light\about.png"/>
-                          <pic:cNvPicPr>
-                            <a:picLocks noChangeAspect="1" noChangeArrowheads="1"/>
-                          </pic:cNvPicPr>
-                        </pic:nvPicPr>
-                        <pic:blipFill>
-                          <a:blip r:embed="rId28" cstate="print">
-                            <a:extLst>
-                              <a:ext uri="{28A0092B-C50C-407E-A947-70E740481C1C}">
-                                <a14:useLocalDpi xmlns:a14="http://schemas.microsoft.com/office/drawing/2010/main" val="0"/>
-                              </a:ext>
-                            </a:extLst>
-                          </a:blip>
-                          <a:srcRect/>
-                          <a:stretch>
-                            <a:fillRect/>
-                          </a:stretch>
-                        </pic:blipFill>
-                        <pic:spPr bwMode="auto">
-                          <a:xfrm>
-                            <a:off x="0" y="0"/>
-                            <a:ext cx="1080000" cy="1080000"/>
-                          </a:xfrm>
-                          <a:prstGeom prst="rect">
-                            <a:avLst/>
-                          </a:prstGeom>
-                          <a:noFill/>
-                          <a:ln>
-                            <a:noFill/>
-                          </a:ln>
-                        </pic:spPr>
-                      </pic:pic>
-                    </a:graphicData>
-                  </a:graphic>
-                </wp:inline>
-              </w:drawing>
-            </w:r>
-          </w:p>
-        </w:tc>
-        <w:tc>
-          <w:tcPr>
-            <w:tcW w:w="5358" w:type="dxa"/>
-          </w:tcPr>
-          <w:p>
-            <w:pPr>
-              <w:spacing w:after="0" w:line="240" w:lineRule="auto"/>
-              <w:rPr>
-                <w:lang w:val="en-US"/>
-              </w:rPr>
-            </w:pPr>
-            <w:r>
-              <w:rPr>
-                <w:lang w:val="en-US"/>
-              </w:rPr>
-              <w:t>https://www.flaticon.com/ru/free-icon/info_1445402?term=%D0%B8%D0%BD%D1%84%D0%BE%D1%80%D0%BC%D0%B0%D1%86%D0%B8%D1%8F&amp;related_id=1445402</w:t>
-            </w:r>
-          </w:p>
-        </w:tc>
-      </w:tr>
-      <w:tr>
-        <w:tc>
-          <w:tcPr>
-            <w:tcW w:w="5098" w:type="dxa"/>
-            <w:vAlign w:val="center"/>
-          </w:tcPr>
-          <w:p>
-            <w:pPr>
-              <w:spacing w:after="0" w:line="240" w:lineRule="auto"/>
-              <w:jc w:val="center"/>
-              <w:rPr>
-                <w:lang w:val="en-US"/>
-              </w:rPr>
-            </w:pPr>
-            <w:r>
-              <w:rPr>
-                <w:noProof/>
-                <w:lang w:eastAsia="uk-UA"/>
-              </w:rPr>
-              <w:drawing>
-                <wp:inline distT="0" distB="0" distL="0" distR="0">
+                <wp:inline distT="0" distB="0" distL="0" distR="0" wp14:anchorId="2FC24045" wp14:editId="4A2863A5">
                   <wp:extent cx="2999809" cy="1800000"/>
                   <wp:effectExtent l="0" t="0" r="0" b="0"/>
                   <wp:docPr id="26" name="Рисунок 26"/>
@@ -2146,7 +2211,7 @@
                           <pic:cNvPicPr/>
                         </pic:nvPicPr>
                         <pic:blipFill>
-                          <a:blip r:embed="rId29" cstate="print">
+                          <a:blip r:embed="rId28" cstate="print">
                             <a:extLst>
                               <a:ext uri="{28A0092B-C50C-407E-A947-70E740481C1C}">
                                 <a14:useLocalDpi xmlns:a14="http://schemas.microsoft.com/office/drawing/2010/main" val="0"/>
@@ -2214,7 +2279,7 @@
                 <w:lang w:eastAsia="uk-UA"/>
               </w:rPr>
               <w:drawing>
-                <wp:inline distT="0" distB="0" distL="0" distR="0">
+                <wp:inline distT="0" distB="0" distL="0" distR="0" wp14:anchorId="0A837CD9" wp14:editId="71594461">
                   <wp:extent cx="3000401" cy="1800000"/>
                   <wp:effectExtent l="0" t="0" r="0" b="0"/>
                   <wp:docPr id="27" name="Рисунок 27"/>
@@ -2229,7 +2294,7 @@
                           <pic:cNvPicPr/>
                         </pic:nvPicPr>
                         <pic:blipFill>
-                          <a:blip r:embed="rId30" cstate="print">
+                          <a:blip r:embed="rId29" cstate="print">
                             <a:extLst>
                               <a:ext uri="{28A0092B-C50C-407E-A947-70E740481C1C}">
                                 <a14:useLocalDpi xmlns:a14="http://schemas.microsoft.com/office/drawing/2010/main" val="0"/>
@@ -2287,8 +2352,6 @@
       <w:pPr>
         <w:spacing w:after="0" w:line="240" w:lineRule="auto"/>
       </w:pPr>
-      <w:bookmarkStart w:id="0" w:name="_GoBack"/>
-      <w:bookmarkEnd w:id="0"/>
     </w:p>
     <w:sectPr>
       <w:pgSz w:w="11906" w:h="16838"/>
@@ -2301,7 +2364,7 @@
 </file>
 
 <file path=word/styles.xml><?xml version="1.0" encoding="utf-8"?>
-<w:styles xmlns:mc="http://schemas.openxmlformats.org/markup-compatibility/2006" xmlns:r="http://schemas.openxmlformats.org/officeDocument/2006/relationships" xmlns:w="http://schemas.openxmlformats.org/wordprocessingml/2006/main" xmlns:w14="http://schemas.microsoft.com/office/word/2010/wordml" xmlns:w15="http://schemas.microsoft.com/office/word/2012/wordml" mc:Ignorable="w14 w15">
+<w:styles xmlns:mc="http://schemas.openxmlformats.org/markup-compatibility/2006" xmlns:r="http://schemas.openxmlformats.org/officeDocument/2006/relationships" xmlns:w="http://schemas.openxmlformats.org/wordprocessingml/2006/main" xmlns:w14="http://schemas.microsoft.com/office/word/2010/wordml" xmlns:w15="http://schemas.microsoft.com/office/word/2012/wordml" xmlns:w16cex="http://schemas.microsoft.com/office/word/2018/wordml/cex" xmlns:w16cid="http://schemas.microsoft.com/office/word/2016/wordml/cid" xmlns:w16="http://schemas.microsoft.com/office/word/2018/wordml" xmlns:w16du="http://schemas.microsoft.com/office/word/2023/wordml/word16du" xmlns:w16sdtdh="http://schemas.microsoft.com/office/word/2020/wordml/sdtdatahash" xmlns:w16sdtfl="http://schemas.microsoft.com/office/word/2024/wordml/sdtformatlock" xmlns:w16se="http://schemas.microsoft.com/office/word/2015/wordml/symex" mc:Ignorable="w14 w15 w16se w16cid w16 w16cex w16sdtdh w16sdtfl w16du">
   <w:docDefaults>
     <w:rPrDefault>
       <w:rPr>
@@ -2317,7 +2380,7 @@
       </w:pPr>
     </w:pPrDefault>
   </w:docDefaults>
-  <w:latentStyles w:defLockedState="0" w:defUIPriority="99" w:defSemiHidden="0" w:defUnhideWhenUsed="0" w:defQFormat="0" w:count="371">
+  <w:latentStyles w:defLockedState="0" w:defUIPriority="99" w:defSemiHidden="0" w:defUnhideWhenUsed="0" w:defQFormat="0" w:count="376">
     <w:lsdException w:name="Normal" w:uiPriority="0" w:qFormat="1"/>
     <w:lsdException w:name="heading 1" w:uiPriority="9" w:qFormat="1"/>
     <w:lsdException w:name="heading 2" w:semiHidden="1" w:uiPriority="9" w:unhideWhenUsed="1" w:qFormat="1"/>
@@ -2689,11 +2752,16 @@
     <w:lsdException w:name="List Table 5 Dark Accent 6" w:uiPriority="50"/>
     <w:lsdException w:name="List Table 6 Colorful Accent 6" w:uiPriority="51"/>
     <w:lsdException w:name="List Table 7 Colorful Accent 6" w:uiPriority="52"/>
+    <w:lsdException w:name="Mention" w:semiHidden="1" w:unhideWhenUsed="1"/>
+    <w:lsdException w:name="Smart Hyperlink" w:semiHidden="1" w:unhideWhenUsed="1"/>
+    <w:lsdException w:name="Hashtag" w:semiHidden="1" w:unhideWhenUsed="1"/>
+    <w:lsdException w:name="Unresolved Mention" w:semiHidden="1" w:unhideWhenUsed="1"/>
+    <w:lsdException w:name="Smart Link" w:semiHidden="1" w:unhideWhenUsed="1"/>
   </w:latentStyles>
   <w:style w:type="paragraph" w:default="1" w:styleId="a">
     <w:name w:val="Normal"/>
     <w:qFormat/>
-    <w:rsid w:val="00F43EE8"/>
+    <w:rsid w:val="00BA6A24"/>
     <w:pPr>
       <w:spacing w:after="200" w:line="276" w:lineRule="auto"/>
     </w:pPr>
@@ -2758,6 +2826,18 @@
         <w:insideV w:val="single" w:sz="4" w:space="0" w:color="auto"/>
       </w:tblBorders>
     </w:tblPr>
+  </w:style>
+  <w:style w:type="character" w:styleId="a5">
+    <w:name w:val="Unresolved Mention"/>
+    <w:basedOn w:val="a0"/>
+    <w:uiPriority w:val="99"/>
+    <w:semiHidden/>
+    <w:unhideWhenUsed/>
+    <w:rsid w:val="00BA6A24"/>
+    <w:rPr>
+      <w:color w:val="605E5C"/>
+      <w:shd w:val="clear" w:color="auto" w:fill="E1DFDD"/>
+    </w:rPr>
   </w:style>
 </w:styles>
 </file>
